--- a/docs/Dokumentacja.docx
+++ b/docs/Dokumentacja.docx
@@ -261,6 +261,7 @@
             <w:rPr>
               <w:rStyle w:val="czeindeksu"/>
               <w:rFonts w:cs="Times New Roman" w:ascii="Times New Roman" w:hAnsi="Times New Roman"/>
+              <w:vanish w:val="false"/>
               <w:webHidden/>
             </w:rPr>
             <w:instrText xml:space="preserve"> TOC \z \o "1-3" \u \h</w:instrText>
@@ -269,6 +270,7 @@
             <w:rPr>
               <w:rStyle w:val="czeindeksu"/>
               <w:rFonts w:cs="Times New Roman" w:ascii="Times New Roman" w:hAnsi="Times New Roman"/>
+              <w:vanish w:val="false"/>
               <w:webHidden/>
             </w:rPr>
             <w:fldChar w:fldCharType="separate"/>
@@ -278,6 +280,7 @@
               <w:rPr>
                 <w:rStyle w:val="czeindeksu"/>
                 <w:rFonts w:cs="Times New Roman" w:ascii="Times New Roman" w:hAnsi="Times New Roman"/>
+                <w:vanish w:val="false"/>
                 <w:webHidden/>
               </w:rPr>
               <w:t>1.</w:t>
@@ -299,29 +302,36 @@
             </w:r>
             <w:r>
               <w:rPr>
-                <w:webHidden/>
-              </w:rPr>
-              <w:fldChar w:fldCharType="begin"/>
-            </w:r>
-            <w:r>
-              <w:rPr>
-                <w:webHidden/>
-              </w:rPr>
-              <w:instrText xml:space="preserve">PAGEREF _Toc226650745 \h</w:instrText>
-            </w:r>
-            <w:r>
-              <w:rPr>
-                <w:webHidden/>
-              </w:rPr>
-              <w:fldChar w:fldCharType="separate"/>
-            </w:r>
-            <w:r>
-              <w:rPr>
                 <w:rStyle w:val="czeindeksu"/>
                 <w:rFonts w:cs="Times New Roman" w:ascii="Times New Roman" w:hAnsi="Times New Roman"/>
                 <w:vanish w:val="false"/>
               </w:rPr>
               <w:tab/>
+            </w:r>
+            <w:r>
+              <w:rPr>
+                <w:webHidden/>
+              </w:rPr>
+              <w:fldChar w:fldCharType="begin"/>
+            </w:r>
+            <w:r>
+              <w:rPr>
+                <w:webHidden/>
+              </w:rPr>
+              <w:instrText xml:space="preserve">PAGEREF _Toc226650745 \h</w:instrText>
+            </w:r>
+            <w:r>
+              <w:rPr>
+                <w:webHidden/>
+              </w:rPr>
+              <w:fldChar w:fldCharType="separate"/>
+            </w:r>
+            <w:r>
+              <w:rPr>
+                <w:rStyle w:val="czeindeksu"/>
+                <w:rFonts w:cs="Times New Roman" w:ascii="Times New Roman" w:hAnsi="Times New Roman"/>
+                <w:vanish w:val="false"/>
+              </w:rPr>
               <w:t>3</w:t>
             </w:r>
             <w:r>
@@ -350,6 +360,7 @@
               <w:rPr>
                 <w:rStyle w:val="czeindeksu"/>
                 <w:rFonts w:cs="Times New Roman" w:ascii="Times New Roman" w:hAnsi="Times New Roman"/>
+                <w:vanish w:val="false"/>
                 <w:webHidden/>
               </w:rPr>
               <w:t>1.1.</w:t>
@@ -371,29 +382,36 @@
             </w:r>
             <w:r>
               <w:rPr>
-                <w:webHidden/>
-              </w:rPr>
-              <w:fldChar w:fldCharType="begin"/>
-            </w:r>
-            <w:r>
-              <w:rPr>
-                <w:webHidden/>
-              </w:rPr>
-              <w:instrText xml:space="preserve">PAGEREF _Toc226650746 \h</w:instrText>
-            </w:r>
-            <w:r>
-              <w:rPr>
-                <w:webHidden/>
-              </w:rPr>
-              <w:fldChar w:fldCharType="separate"/>
-            </w:r>
-            <w:r>
-              <w:rPr>
                 <w:rStyle w:val="czeindeksu"/>
                 <w:rFonts w:cs="Times New Roman" w:ascii="Times New Roman" w:hAnsi="Times New Roman"/>
                 <w:vanish w:val="false"/>
               </w:rPr>
               <w:tab/>
+            </w:r>
+            <w:r>
+              <w:rPr>
+                <w:webHidden/>
+              </w:rPr>
+              <w:fldChar w:fldCharType="begin"/>
+            </w:r>
+            <w:r>
+              <w:rPr>
+                <w:webHidden/>
+              </w:rPr>
+              <w:instrText xml:space="preserve">PAGEREF _Toc226650746 \h</w:instrText>
+            </w:r>
+            <w:r>
+              <w:rPr>
+                <w:webHidden/>
+              </w:rPr>
+              <w:fldChar w:fldCharType="separate"/>
+            </w:r>
+            <w:r>
+              <w:rPr>
+                <w:rStyle w:val="czeindeksu"/>
+                <w:rFonts w:cs="Times New Roman" w:ascii="Times New Roman" w:hAnsi="Times New Roman"/>
+                <w:vanish w:val="false"/>
+              </w:rPr>
               <w:t>3</w:t>
             </w:r>
             <w:r>
@@ -422,6 +440,7 @@
               <w:rPr>
                 <w:rStyle w:val="czeindeksu"/>
                 <w:rFonts w:cs="Times New Roman" w:ascii="Times New Roman" w:hAnsi="Times New Roman"/>
+                <w:vanish w:val="false"/>
                 <w:webHidden/>
               </w:rPr>
               <w:t>1.2.</w:t>
@@ -443,29 +462,36 @@
             </w:r>
             <w:r>
               <w:rPr>
-                <w:webHidden/>
-              </w:rPr>
-              <w:fldChar w:fldCharType="begin"/>
-            </w:r>
-            <w:r>
-              <w:rPr>
-                <w:webHidden/>
-              </w:rPr>
-              <w:instrText xml:space="preserve">PAGEREF _Toc226650747 \h</w:instrText>
-            </w:r>
-            <w:r>
-              <w:rPr>
-                <w:webHidden/>
-              </w:rPr>
-              <w:fldChar w:fldCharType="separate"/>
-            </w:r>
-            <w:r>
-              <w:rPr>
                 <w:rStyle w:val="czeindeksu"/>
                 <w:rFonts w:cs="Times New Roman" w:ascii="Times New Roman" w:hAnsi="Times New Roman"/>
                 <w:vanish w:val="false"/>
               </w:rPr>
               <w:tab/>
+            </w:r>
+            <w:r>
+              <w:rPr>
+                <w:webHidden/>
+              </w:rPr>
+              <w:fldChar w:fldCharType="begin"/>
+            </w:r>
+            <w:r>
+              <w:rPr>
+                <w:webHidden/>
+              </w:rPr>
+              <w:instrText xml:space="preserve">PAGEREF _Toc226650747 \h</w:instrText>
+            </w:r>
+            <w:r>
+              <w:rPr>
+                <w:webHidden/>
+              </w:rPr>
+              <w:fldChar w:fldCharType="separate"/>
+            </w:r>
+            <w:r>
+              <w:rPr>
+                <w:rStyle w:val="czeindeksu"/>
+                <w:rFonts w:cs="Times New Roman" w:ascii="Times New Roman" w:hAnsi="Times New Roman"/>
+                <w:vanish w:val="false"/>
+              </w:rPr>
               <w:t>3</w:t>
             </w:r>
             <w:r>
@@ -494,6 +520,7 @@
               <w:rPr>
                 <w:rStyle w:val="czeindeksu"/>
                 <w:rFonts w:cs="Times New Roman" w:ascii="Times New Roman" w:hAnsi="Times New Roman"/>
+                <w:vanish w:val="false"/>
                 <w:webHidden/>
               </w:rPr>
               <w:t>2.</w:t>
@@ -515,29 +542,36 @@
             </w:r>
             <w:r>
               <w:rPr>
-                <w:webHidden/>
-              </w:rPr>
-              <w:fldChar w:fldCharType="begin"/>
-            </w:r>
-            <w:r>
-              <w:rPr>
-                <w:webHidden/>
-              </w:rPr>
-              <w:instrText xml:space="preserve">PAGEREF _Toc226650748 \h</w:instrText>
-            </w:r>
-            <w:r>
-              <w:rPr>
-                <w:webHidden/>
-              </w:rPr>
-              <w:fldChar w:fldCharType="separate"/>
-            </w:r>
-            <w:r>
-              <w:rPr>
                 <w:rStyle w:val="czeindeksu"/>
                 <w:rFonts w:cs="Times New Roman" w:ascii="Times New Roman" w:hAnsi="Times New Roman"/>
                 <w:vanish w:val="false"/>
               </w:rPr>
               <w:tab/>
+            </w:r>
+            <w:r>
+              <w:rPr>
+                <w:webHidden/>
+              </w:rPr>
+              <w:fldChar w:fldCharType="begin"/>
+            </w:r>
+            <w:r>
+              <w:rPr>
+                <w:webHidden/>
+              </w:rPr>
+              <w:instrText xml:space="preserve">PAGEREF _Toc226650748 \h</w:instrText>
+            </w:r>
+            <w:r>
+              <w:rPr>
+                <w:webHidden/>
+              </w:rPr>
+              <w:fldChar w:fldCharType="separate"/>
+            </w:r>
+            <w:r>
+              <w:rPr>
+                <w:rStyle w:val="czeindeksu"/>
+                <w:rFonts w:cs="Times New Roman" w:ascii="Times New Roman" w:hAnsi="Times New Roman"/>
+                <w:vanish w:val="false"/>
+              </w:rPr>
               <w:t>3</w:t>
             </w:r>
             <w:r>
@@ -566,6 +600,7 @@
               <w:rPr>
                 <w:rStyle w:val="czeindeksu"/>
                 <w:rFonts w:cs="Times New Roman" w:ascii="Times New Roman" w:hAnsi="Times New Roman"/>
+                <w:vanish w:val="false"/>
                 <w:webHidden/>
               </w:rPr>
               <w:t>2.1.</w:t>
@@ -587,29 +622,36 @@
             </w:r>
             <w:r>
               <w:rPr>
-                <w:webHidden/>
-              </w:rPr>
-              <w:fldChar w:fldCharType="begin"/>
-            </w:r>
-            <w:r>
-              <w:rPr>
-                <w:webHidden/>
-              </w:rPr>
-              <w:instrText xml:space="preserve">PAGEREF _Toc226650749 \h</w:instrText>
-            </w:r>
-            <w:r>
-              <w:rPr>
-                <w:webHidden/>
-              </w:rPr>
-              <w:fldChar w:fldCharType="separate"/>
-            </w:r>
-            <w:r>
-              <w:rPr>
                 <w:rStyle w:val="czeindeksu"/>
                 <w:rFonts w:cs="Times New Roman" w:ascii="Times New Roman" w:hAnsi="Times New Roman"/>
                 <w:vanish w:val="false"/>
               </w:rPr>
               <w:tab/>
+            </w:r>
+            <w:r>
+              <w:rPr>
+                <w:webHidden/>
+              </w:rPr>
+              <w:fldChar w:fldCharType="begin"/>
+            </w:r>
+            <w:r>
+              <w:rPr>
+                <w:webHidden/>
+              </w:rPr>
+              <w:instrText xml:space="preserve">PAGEREF _Toc226650749 \h</w:instrText>
+            </w:r>
+            <w:r>
+              <w:rPr>
+                <w:webHidden/>
+              </w:rPr>
+              <w:fldChar w:fldCharType="separate"/>
+            </w:r>
+            <w:r>
+              <w:rPr>
+                <w:rStyle w:val="czeindeksu"/>
+                <w:rFonts w:cs="Times New Roman" w:ascii="Times New Roman" w:hAnsi="Times New Roman"/>
+                <w:vanish w:val="false"/>
+              </w:rPr>
               <w:t>3</w:t>
             </w:r>
             <w:r>
@@ -638,6 +680,7 @@
               <w:rPr>
                 <w:rStyle w:val="czeindeksu"/>
                 <w:rFonts w:cs="Times New Roman" w:ascii="Times New Roman" w:hAnsi="Times New Roman"/>
+                <w:vanish w:val="false"/>
                 <w:webHidden/>
               </w:rPr>
               <w:t>2.2.</w:t>
@@ -659,29 +702,36 @@
             </w:r>
             <w:r>
               <w:rPr>
-                <w:webHidden/>
-              </w:rPr>
-              <w:fldChar w:fldCharType="begin"/>
-            </w:r>
-            <w:r>
-              <w:rPr>
-                <w:webHidden/>
-              </w:rPr>
-              <w:instrText xml:space="preserve">PAGEREF _Toc226650750 \h</w:instrText>
-            </w:r>
-            <w:r>
-              <w:rPr>
-                <w:webHidden/>
-              </w:rPr>
-              <w:fldChar w:fldCharType="separate"/>
-            </w:r>
-            <w:r>
-              <w:rPr>
                 <w:rStyle w:val="czeindeksu"/>
                 <w:rFonts w:cs="Times New Roman" w:ascii="Times New Roman" w:hAnsi="Times New Roman"/>
                 <w:vanish w:val="false"/>
               </w:rPr>
               <w:tab/>
+            </w:r>
+            <w:r>
+              <w:rPr>
+                <w:webHidden/>
+              </w:rPr>
+              <w:fldChar w:fldCharType="begin"/>
+            </w:r>
+            <w:r>
+              <w:rPr>
+                <w:webHidden/>
+              </w:rPr>
+              <w:instrText xml:space="preserve">PAGEREF _Toc226650750 \h</w:instrText>
+            </w:r>
+            <w:r>
+              <w:rPr>
+                <w:webHidden/>
+              </w:rPr>
+              <w:fldChar w:fldCharType="separate"/>
+            </w:r>
+            <w:r>
+              <w:rPr>
+                <w:rStyle w:val="czeindeksu"/>
+                <w:rFonts w:cs="Times New Roman" w:ascii="Times New Roman" w:hAnsi="Times New Roman"/>
+                <w:vanish w:val="false"/>
+              </w:rPr>
               <w:t>3</w:t>
             </w:r>
             <w:r>
@@ -710,6 +760,7 @@
               <w:rPr>
                 <w:rStyle w:val="czeindeksu"/>
                 <w:rFonts w:cs="Times New Roman" w:ascii="Times New Roman" w:hAnsi="Times New Roman"/>
+                <w:vanish w:val="false"/>
                 <w:webHidden/>
               </w:rPr>
               <w:t>2.3.</w:t>
@@ -731,29 +782,36 @@
             </w:r>
             <w:r>
               <w:rPr>
-                <w:webHidden/>
-              </w:rPr>
-              <w:fldChar w:fldCharType="begin"/>
-            </w:r>
-            <w:r>
-              <w:rPr>
-                <w:webHidden/>
-              </w:rPr>
-              <w:instrText xml:space="preserve">PAGEREF _Toc226650751 \h</w:instrText>
-            </w:r>
-            <w:r>
-              <w:rPr>
-                <w:webHidden/>
-              </w:rPr>
-              <w:fldChar w:fldCharType="separate"/>
-            </w:r>
-            <w:r>
-              <w:rPr>
                 <w:rStyle w:val="czeindeksu"/>
                 <w:rFonts w:cs="Times New Roman" w:ascii="Times New Roman" w:hAnsi="Times New Roman"/>
                 <w:vanish w:val="false"/>
               </w:rPr>
               <w:tab/>
+            </w:r>
+            <w:r>
+              <w:rPr>
+                <w:webHidden/>
+              </w:rPr>
+              <w:fldChar w:fldCharType="begin"/>
+            </w:r>
+            <w:r>
+              <w:rPr>
+                <w:webHidden/>
+              </w:rPr>
+              <w:instrText xml:space="preserve">PAGEREF _Toc226650751 \h</w:instrText>
+            </w:r>
+            <w:r>
+              <w:rPr>
+                <w:webHidden/>
+              </w:rPr>
+              <w:fldChar w:fldCharType="separate"/>
+            </w:r>
+            <w:r>
+              <w:rPr>
+                <w:rStyle w:val="czeindeksu"/>
+                <w:rFonts w:cs="Times New Roman" w:ascii="Times New Roman" w:hAnsi="Times New Roman"/>
+                <w:vanish w:val="false"/>
+              </w:rPr>
               <w:t>3</w:t>
             </w:r>
             <w:r>
@@ -782,6 +840,7 @@
               <w:rPr>
                 <w:rStyle w:val="czeindeksu"/>
                 <w:rFonts w:cs="Times New Roman" w:ascii="Times New Roman" w:hAnsi="Times New Roman"/>
+                <w:vanish w:val="false"/>
                 <w:webHidden/>
               </w:rPr>
               <w:t>2.4.</w:t>
@@ -803,29 +862,36 @@
             </w:r>
             <w:r>
               <w:rPr>
-                <w:webHidden/>
-              </w:rPr>
-              <w:fldChar w:fldCharType="begin"/>
-            </w:r>
-            <w:r>
-              <w:rPr>
-                <w:webHidden/>
-              </w:rPr>
-              <w:instrText xml:space="preserve">PAGEREF _Toc226650752 \h</w:instrText>
-            </w:r>
-            <w:r>
-              <w:rPr>
-                <w:webHidden/>
-              </w:rPr>
-              <w:fldChar w:fldCharType="separate"/>
-            </w:r>
-            <w:r>
-              <w:rPr>
                 <w:rStyle w:val="czeindeksu"/>
                 <w:rFonts w:cs="Times New Roman" w:ascii="Times New Roman" w:hAnsi="Times New Roman"/>
                 <w:vanish w:val="false"/>
               </w:rPr>
               <w:tab/>
+            </w:r>
+            <w:r>
+              <w:rPr>
+                <w:webHidden/>
+              </w:rPr>
+              <w:fldChar w:fldCharType="begin"/>
+            </w:r>
+            <w:r>
+              <w:rPr>
+                <w:webHidden/>
+              </w:rPr>
+              <w:instrText xml:space="preserve">PAGEREF _Toc226650752 \h</w:instrText>
+            </w:r>
+            <w:r>
+              <w:rPr>
+                <w:webHidden/>
+              </w:rPr>
+              <w:fldChar w:fldCharType="separate"/>
+            </w:r>
+            <w:r>
+              <w:rPr>
+                <w:rStyle w:val="czeindeksu"/>
+                <w:rFonts w:cs="Times New Roman" w:ascii="Times New Roman" w:hAnsi="Times New Roman"/>
+                <w:vanish w:val="false"/>
+              </w:rPr>
               <w:t>3</w:t>
             </w:r>
             <w:r>
@@ -854,6 +920,7 @@
               <w:rPr>
                 <w:rStyle w:val="czeindeksu"/>
                 <w:rFonts w:cs="Times New Roman" w:ascii="Times New Roman" w:hAnsi="Times New Roman"/>
+                <w:vanish w:val="false"/>
                 <w:webHidden/>
               </w:rPr>
               <w:t>2.5.</w:t>
@@ -875,29 +942,36 @@
             </w:r>
             <w:r>
               <w:rPr>
-                <w:webHidden/>
-              </w:rPr>
-              <w:fldChar w:fldCharType="begin"/>
-            </w:r>
-            <w:r>
-              <w:rPr>
-                <w:webHidden/>
-              </w:rPr>
-              <w:instrText xml:space="preserve">PAGEREF _Toc226650753 \h</w:instrText>
-            </w:r>
-            <w:r>
-              <w:rPr>
-                <w:webHidden/>
-              </w:rPr>
-              <w:fldChar w:fldCharType="separate"/>
-            </w:r>
-            <w:r>
-              <w:rPr>
                 <w:rStyle w:val="czeindeksu"/>
                 <w:rFonts w:cs="Times New Roman" w:ascii="Times New Roman" w:hAnsi="Times New Roman"/>
                 <w:vanish w:val="false"/>
               </w:rPr>
               <w:tab/>
+            </w:r>
+            <w:r>
+              <w:rPr>
+                <w:webHidden/>
+              </w:rPr>
+              <w:fldChar w:fldCharType="begin"/>
+            </w:r>
+            <w:r>
+              <w:rPr>
+                <w:webHidden/>
+              </w:rPr>
+              <w:instrText xml:space="preserve">PAGEREF _Toc226650753 \h</w:instrText>
+            </w:r>
+            <w:r>
+              <w:rPr>
+                <w:webHidden/>
+              </w:rPr>
+              <w:fldChar w:fldCharType="separate"/>
+            </w:r>
+            <w:r>
+              <w:rPr>
+                <w:rStyle w:val="czeindeksu"/>
+                <w:rFonts w:cs="Times New Roman" w:ascii="Times New Roman" w:hAnsi="Times New Roman"/>
+                <w:vanish w:val="false"/>
+              </w:rPr>
               <w:t>3</w:t>
             </w:r>
             <w:r>
@@ -926,6 +1000,7 @@
               <w:rPr>
                 <w:rStyle w:val="czeindeksu"/>
                 <w:rFonts w:cs="Times New Roman" w:ascii="Times New Roman" w:hAnsi="Times New Roman"/>
+                <w:vanish w:val="false"/>
                 <w:webHidden/>
               </w:rPr>
               <w:t>2.6.</w:t>
@@ -947,29 +1022,36 @@
             </w:r>
             <w:r>
               <w:rPr>
-                <w:webHidden/>
-              </w:rPr>
-              <w:fldChar w:fldCharType="begin"/>
-            </w:r>
-            <w:r>
-              <w:rPr>
-                <w:webHidden/>
-              </w:rPr>
-              <w:instrText xml:space="preserve">PAGEREF _Toc226650754 \h</w:instrText>
-            </w:r>
-            <w:r>
-              <w:rPr>
-                <w:webHidden/>
-              </w:rPr>
-              <w:fldChar w:fldCharType="separate"/>
-            </w:r>
-            <w:r>
-              <w:rPr>
                 <w:rStyle w:val="czeindeksu"/>
                 <w:rFonts w:cs="Times New Roman" w:ascii="Times New Roman" w:hAnsi="Times New Roman"/>
                 <w:vanish w:val="false"/>
               </w:rPr>
               <w:tab/>
+            </w:r>
+            <w:r>
+              <w:rPr>
+                <w:webHidden/>
+              </w:rPr>
+              <w:fldChar w:fldCharType="begin"/>
+            </w:r>
+            <w:r>
+              <w:rPr>
+                <w:webHidden/>
+              </w:rPr>
+              <w:instrText xml:space="preserve">PAGEREF _Toc226650754 \h</w:instrText>
+            </w:r>
+            <w:r>
+              <w:rPr>
+                <w:webHidden/>
+              </w:rPr>
+              <w:fldChar w:fldCharType="separate"/>
+            </w:r>
+            <w:r>
+              <w:rPr>
+                <w:rStyle w:val="czeindeksu"/>
+                <w:rFonts w:cs="Times New Roman" w:ascii="Times New Roman" w:hAnsi="Times New Roman"/>
+                <w:vanish w:val="false"/>
+              </w:rPr>
               <w:t>3</w:t>
             </w:r>
             <w:r>
@@ -998,6 +1080,7 @@
               <w:rPr>
                 <w:rStyle w:val="czeindeksu"/>
                 <w:rFonts w:cs="Times New Roman" w:ascii="Times New Roman" w:hAnsi="Times New Roman"/>
+                <w:vanish w:val="false"/>
                 <w:webHidden/>
               </w:rPr>
               <w:t>3.</w:t>
@@ -1019,29 +1102,36 @@
             </w:r>
             <w:r>
               <w:rPr>
-                <w:webHidden/>
-              </w:rPr>
-              <w:fldChar w:fldCharType="begin"/>
-            </w:r>
-            <w:r>
-              <w:rPr>
-                <w:webHidden/>
-              </w:rPr>
-              <w:instrText xml:space="preserve">PAGEREF _Toc226650755 \h</w:instrText>
-            </w:r>
-            <w:r>
-              <w:rPr>
-                <w:webHidden/>
-              </w:rPr>
-              <w:fldChar w:fldCharType="separate"/>
-            </w:r>
-            <w:r>
-              <w:rPr>
                 <w:rStyle w:val="czeindeksu"/>
                 <w:rFonts w:cs="Times New Roman" w:ascii="Times New Roman" w:hAnsi="Times New Roman"/>
                 <w:vanish w:val="false"/>
               </w:rPr>
               <w:tab/>
+            </w:r>
+            <w:r>
+              <w:rPr>
+                <w:webHidden/>
+              </w:rPr>
+              <w:fldChar w:fldCharType="begin"/>
+            </w:r>
+            <w:r>
+              <w:rPr>
+                <w:webHidden/>
+              </w:rPr>
+              <w:instrText xml:space="preserve">PAGEREF _Toc226650755 \h</w:instrText>
+            </w:r>
+            <w:r>
+              <w:rPr>
+                <w:webHidden/>
+              </w:rPr>
+              <w:fldChar w:fldCharType="separate"/>
+            </w:r>
+            <w:r>
+              <w:rPr>
+                <w:rStyle w:val="czeindeksu"/>
+                <w:rFonts w:cs="Times New Roman" w:ascii="Times New Roman" w:hAnsi="Times New Roman"/>
+                <w:vanish w:val="false"/>
+              </w:rPr>
               <w:t>3</w:t>
             </w:r>
             <w:r>
@@ -1151,7 +1241,7 @@
         <w:pStyle w:val="ListParagraph"/>
         <w:numPr>
           <w:ilvl w:val="0"/>
-          <w:numId w:val="4"/>
+          <w:numId w:val="5"/>
         </w:numPr>
         <w:spacing w:before="0" w:after="80"/>
         <w:contextualSpacing w:val="false"/>
@@ -1167,7 +1257,7 @@
         <w:pStyle w:val="ListParagraph"/>
         <w:numPr>
           <w:ilvl w:val="0"/>
-          <w:numId w:val="2"/>
+          <w:numId w:val="3"/>
         </w:numPr>
         <w:spacing w:before="0" w:after="80"/>
         <w:contextualSpacing w:val="false"/>
@@ -1183,7 +1273,7 @@
         <w:pStyle w:val="ListParagraph"/>
         <w:numPr>
           <w:ilvl w:val="0"/>
-          <w:numId w:val="2"/>
+          <w:numId w:val="3"/>
         </w:numPr>
         <w:spacing w:before="0" w:after="80"/>
         <w:contextualSpacing w:val="false"/>
@@ -1199,7 +1289,7 @@
         <w:pStyle w:val="ListParagraph"/>
         <w:numPr>
           <w:ilvl w:val="0"/>
-          <w:numId w:val="2"/>
+          <w:numId w:val="3"/>
         </w:numPr>
         <w:spacing w:before="0" w:after="80"/>
         <w:contextualSpacing w:val="false"/>
@@ -1215,7 +1305,7 @@
         <w:pStyle w:val="ListParagraph"/>
         <w:numPr>
           <w:ilvl w:val="0"/>
-          <w:numId w:val="2"/>
+          <w:numId w:val="3"/>
         </w:numPr>
         <w:spacing w:before="0" w:after="80"/>
         <w:contextualSpacing w:val="false"/>
@@ -1231,7 +1321,7 @@
         <w:pStyle w:val="ListParagraph"/>
         <w:numPr>
           <w:ilvl w:val="0"/>
-          <w:numId w:val="2"/>
+          <w:numId w:val="3"/>
         </w:numPr>
         <w:spacing w:before="0" w:after="80"/>
         <w:contextualSpacing w:val="false"/>
@@ -1513,10 +1603,34 @@
     <w:p>
       <w:pPr>
         <w:pStyle w:val="Normal"/>
-        <w:rPr/>
-      </w:pPr>
-      <w:r>
-        <w:rPr/>
+        <w:spacing w:before="0" w:after="120"/>
+        <w:rPr/>
+      </w:pPr>
+      <w:r>
+        <w:rPr/>
+        <w:t>Aplikacja została zaprojektowana w sposób modułowy, zgodnie z zasadą rozdzielenia odpowiedzialności. Każdy z głównych komponentów systemu odpowiada za jeden, ściśle zdefiniowany etap przetwarzania dokumentu JSON — od jego wczytania z pliku, przez parsowanie i budowę struktury obiektowej, aż po wygenerowanie schematu i jego ewentualną walidację. Takie podejście ułatwia testowanie poszczególnych elementów w izolacji oraz pozwala na wymianę lub rozbudowę pojedynczego modułu bez konieczności modyfikowania pozostałej części systemu.</w:t>
+      </w:r>
+    </w:p>
+    <w:p>
+      <w:pPr>
+        <w:pStyle w:val="Normal"/>
+        <w:spacing w:before="0" w:after="120"/>
+        <w:rPr/>
+      </w:pPr>
+      <w:r>
+        <w:rPr/>
+        <w:t>Istotnym założeniem projektowym jest minimalizacja zależności od bibliotek zewnętrznych. Kluczowe komponenty odpowiedzialne za parsowanie dokumentu JSON oraz jego serializację zostały zaimplementowane samodzielnie, bez wykorzystania popularnych bibliotek typu Jackson czy Gson. Pozwoliło to na pełną kontrolę nad zachowaniem parsera oraz na dostosowanie modelu danych do specyficznych potrzeb generatora schematu.</w:t>
+      </w:r>
+    </w:p>
+    <w:p>
+      <w:pPr>
+        <w:pStyle w:val="Normal"/>
+        <w:spacing w:before="0" w:after="120"/>
+        <w:rPr/>
+      </w:pPr>
+      <w:r>
+        <w:rPr/>
+        <w:t>Warstwa graficzna oparta na JavaFX została oddzielona od logiki biznesowej. Klasa kontrolera pełni rolę pośrednika — reaguje na zdarzenia interfejsu użytkownika i deleguje wykonanie konkretnych operacji do dedykowanych klas usługowych: JsonFileLoader, JsonParser, SchemaGenerator oraz JsonSchemaValidator. Dzięki temu logika aplikacji jest niezależna od konkretnej technologii UI i może być testowana bez uruchamiania okna aplikacji.</w:t>
       </w:r>
     </w:p>
     <w:p>
@@ -1714,25 +1828,7 @@
                 <w:szCs w:val="24"/>
                 <w:u w:val="none"/>
               </w:rPr>
-              <w:t>Java 2</w:t>
-            </w:r>
-            <w:r>
-              <w:rPr>
-                <w:rFonts w:ascii="Liberation Serif" w:hAnsi="Liberation Serif"/>
-                <w:b w:val="false"/>
-                <w:bCs w:val="false"/>
-                <w:i w:val="false"/>
-                <w:iCs w:val="false"/>
-                <w:strike w:val="false"/>
-                <w:dstrike w:val="false"/>
-                <w:outline w:val="false"/>
-                <w:shadow w:val="false"/>
-                <w:color w:val="auto"/>
-                <w:sz w:val="24"/>
-                <w:szCs w:val="24"/>
-                <w:u w:val="none"/>
-              </w:rPr>
-              <w:t>1</w:t>
+              <w:t>Java 21</w:t>
             </w:r>
           </w:p>
         </w:tc>
@@ -1834,25 +1930,7 @@
                 <w:szCs w:val="24"/>
                 <w:u w:val="none"/>
               </w:rPr>
-              <w:t>JavaFX 2</w:t>
-            </w:r>
-            <w:r>
-              <w:rPr>
-                <w:rFonts w:ascii="Liberation Serif" w:hAnsi="Liberation Serif"/>
-                <w:b w:val="false"/>
-                <w:bCs w:val="false"/>
-                <w:i w:val="false"/>
-                <w:iCs w:val="false"/>
-                <w:strike w:val="false"/>
-                <w:dstrike w:val="false"/>
-                <w:outline w:val="false"/>
-                <w:shadow w:val="false"/>
-                <w:color w:val="auto"/>
-                <w:sz w:val="24"/>
-                <w:szCs w:val="24"/>
-                <w:u w:val="none"/>
-              </w:rPr>
-              <w:t>1</w:t>
+              <w:t>JavaFX 21</w:t>
             </w:r>
           </w:p>
         </w:tc>
@@ -2243,10 +2321,120 @@
     <w:p>
       <w:pPr>
         <w:pStyle w:val="Normal"/>
-        <w:rPr/>
-      </w:pPr>
-      <w:r>
-        <w:rPr/>
+        <w:spacing w:before="0" w:after="120"/>
+        <w:rPr/>
+      </w:pPr>
+      <w:r>
+        <w:rPr/>
+        <w:t>Kod źródłowy projektu został zorganizowany w następujące pakiety w przestrzeni com.example.jsonschemagenerator:</w:t>
+      </w:r>
+    </w:p>
+    <w:p>
+      <w:pPr>
+        <w:pStyle w:val="Normal"/>
+        <w:spacing w:before="0" w:after="120"/>
+        <w:rPr/>
+      </w:pPr>
+      <w:r>
+        <w:rPr>
+          <w:b/>
+          <w:bCs/>
+        </w:rPr>
+        <w:t>loader</w:t>
+      </w:r>
+      <w:r>
+        <w:rPr/>
+        <w:t xml:space="preserve"> — odpowiada za wczytywanie plików JSON z dysku. Klasa JsonFileLoader weryfikuje poprawność pliku oraz udostępnia metody do ładowania pojedynczych plików i ich wsadowego przetwarzania. Dedykowany wyjątek JsonLoadException pozwala na precyzyjną obsługę błędów wejścia/wyjścia.</w:t>
+      </w:r>
+    </w:p>
+    <w:p>
+      <w:pPr>
+        <w:pStyle w:val="Normal"/>
+        <w:spacing w:before="0" w:after="120"/>
+        <w:rPr/>
+      </w:pPr>
+      <w:r>
+        <w:rPr>
+          <w:b/>
+          <w:bCs/>
+        </w:rPr>
+        <w:t>json</w:t>
+      </w:r>
+      <w:r>
+        <w:rPr/>
+        <w:t xml:space="preserve"> — zawiera własny model obiektowy reprezentujący struktury JSON. Abstrakcyjna klasa JsonValue stanowi wspólny typ bazowy dla sześciu konkretnych implementacji odpowiadających typom JSON: JsonObject, JsonArray, JsonString, JsonNumber, JsonBoolean oraz JsonNull. W tym pakiecie znajduje się również własna klasa ObjectMapper odpowiedzialna za serializację modelu z powrotem do tekstowej reprezentacji JSON, zarówno w trybie zwartym, jak i z formatowaniem.</w:t>
+      </w:r>
+    </w:p>
+    <w:p>
+      <w:pPr>
+        <w:pStyle w:val="Normal"/>
+        <w:spacing w:before="0" w:after="120"/>
+        <w:rPr/>
+      </w:pPr>
+      <w:r>
+        <w:rPr>
+          <w:b/>
+          <w:bCs/>
+        </w:rPr>
+        <w:t>parser</w:t>
+      </w:r>
+      <w:r>
+        <w:rPr/>
+        <w:t xml:space="preserve"> — implementuje ręcznie napisany parser dokumentów JSON. Klasa JsonParser na podstawie tekstowego wejścia buduje drzewo obiektów typu JsonValue. Pakiet zawiera także własny wyjątek JsonParserException sygnalizujący błędy składniowe.</w:t>
+      </w:r>
+    </w:p>
+    <w:p>
+      <w:pPr>
+        <w:pStyle w:val="Normal"/>
+        <w:spacing w:before="0" w:after="120"/>
+        <w:rPr/>
+      </w:pPr>
+      <w:r>
+        <w:rPr>
+          <w:b/>
+          <w:bCs/>
+        </w:rPr>
+        <w:t>generator</w:t>
+      </w:r>
+      <w:r>
+        <w:rPr/>
+        <w:t xml:space="preserve"> — zawiera klasę SchemaGenerator odpowiedzialną za przekształcanie drzewa JsonValue na dokument JSON Schema zgodny ze specyfikacją draft 2020-12. W podpakiecie dateValidator znajduje się klasa DateValidator wykrywająca czy wartość tekstowa odpowiada formatowi daty lub daty z czasem (ISO 8601) i pozwalająca wzbogacić schemat o pole format.</w:t>
+      </w:r>
+    </w:p>
+    <w:p>
+      <w:pPr>
+        <w:pStyle w:val="Normal"/>
+        <w:spacing w:before="0" w:after="120"/>
+        <w:rPr/>
+      </w:pPr>
+      <w:r>
+        <w:rPr>
+          <w:b/>
+          <w:bCs/>
+        </w:rPr>
+        <w:t>validator</w:t>
+      </w:r>
+      <w:r>
+        <w:rPr/>
+        <w:t xml:space="preserve"> — udostępnia klasę JsonSchemaValidator, która na podstawie wygenerowanego schematu sprawdza zgodność dowolnego dokumentu JSON. Walidator zwraca listę znalezionych błędów wraz z ścieżką w dokumencie, pod którą wystąpiła niezgodność.</w:t>
+      </w:r>
+    </w:p>
+    <w:p>
+      <w:pPr>
+        <w:pStyle w:val="Normal"/>
+        <w:spacing w:before="0" w:after="120"/>
+        <w:rPr/>
+      </w:pPr>
+      <w:r>
+        <w:rPr>
+          <w:b/>
+          <w:bCs/>
+        </w:rPr>
+        <w:t>warstwa prezentacji</w:t>
+      </w:r>
+      <w:r>
+        <w:rPr/>
+        <w:t xml:space="preserve"> — obejmuje klasy HelloApplication, Launcher oraz HelloController, a także plik widoku hello-view.fxml. Odpowiadają one za inicjalizację aplikacji JavaFX, prezentację interfejsu użytkownika oraz pośredniczenie pomiędzy zdarzeniami GUI a logiką biznesową.</w:t>
       </w:r>
     </w:p>
     <w:p>
@@ -2293,10 +2481,34 @@
     <w:p>
       <w:pPr>
         <w:pStyle w:val="Normal"/>
-        <w:rPr/>
-      </w:pPr>
-      <w:r>
-        <w:rPr/>
+        <w:spacing w:before="0" w:after="120"/>
+        <w:rPr/>
+      </w:pPr>
+      <w:r>
+        <w:rPr/>
+        <w:t>Parser został zaimplementowany samodzielnie w klasie JsonParser, bez korzystania z zewnętrznych bibliotek. Zastosowano w nim klasyczną technikę rekurencyjnego zejścia (recursive descent), w której dla każdej reguły gramatyki JSON istnieje odpowiadająca jej metoda. Parser przechowuje wejściowy łańcuch znaków oraz aktualną pozycję analizy i przesuwa ją w miarę rozpoznawania kolejnych tokenów.</w:t>
+      </w:r>
+    </w:p>
+    <w:p>
+      <w:pPr>
+        <w:pStyle w:val="Normal"/>
+        <w:spacing w:before="0" w:after="120"/>
+        <w:rPr/>
+      </w:pPr>
+      <w:r>
+        <w:rPr/>
+        <w:t>Główną metodą parsera jest parseValue, która na podstawie pierwszego niepustego znaku rozpoznaje typ kolejnej wartości i deleguje analizę do odpowiedniej metody specjalistycznej: parseObject, parseArray, parseString, parseNumber, parseBool lub parseNull. Metody te zwracają obiekty modelu JsonValue, dzięki czemu wynikiem parsowania jest pełne drzewo reprezentujące strukturę dokumentu wejściowego.</w:t>
+      </w:r>
+    </w:p>
+    <w:p>
+      <w:pPr>
+        <w:pStyle w:val="Normal"/>
+        <w:spacing w:before="0" w:after="120"/>
+        <w:rPr/>
+      </w:pPr>
+      <w:r>
+        <w:rPr/>
+        <w:t>Liczby są rozpoznawane wraz z opcjonalnym znakiem minus, częścią ułamkową oraz wykładnikiem dziesiętnym; ich wartości są przechowywane w klasie JsonNumber jako łańcuch znaków, co pozwala uniknąć utraty precyzji i później rozróżnić wartości całkowite od zmiennoprzecinkowych. W przypadku napotkania nieprawidłowej składni — brakującego ogranicznika, niezamkniętego łańcucha znaków lub nieoczekiwanego symbolu — parser zgłasza wyjątek JsonParserException zawierający informację o pozycji, na której wystąpił błąd.</w:t>
       </w:r>
     </w:p>
     <w:p>
@@ -2318,10 +2530,12 @@
     <w:p>
       <w:pPr>
         <w:pStyle w:val="Normal"/>
-        <w:rPr/>
-      </w:pPr>
-      <w:r>
-        <w:rPr/>
+        <w:spacing w:before="0" w:after="120"/>
+        <w:rPr/>
+      </w:pPr>
+      <w:r>
+        <w:rPr/>
+        <w:t>Generowaniem schematu zajmuje się klasa SchemaGenerator. Na wejściu otrzymuje ona drzewo JsonValue zwrócone przez parser, a na wyjściu produkuje obiekt JsonObject reprezentujący gotowy dokument JSON Schema zgodny ze specyfikacją draft 2020-12. Schemat zawiera właściwość $schema wskazującą wersję standardu oraz opcjonalną właściwość title, jeśli tytuł został podany.</w:t>
       </w:r>
     </w:p>
     <w:p>
@@ -2349,6 +2563,82 @@
       <w:r>
         <w:rPr/>
         <w:t>Do testów jednostkowych wykorzystano framework JUnit 5. Testy pokrywają najważniejsze moduły aplikacji i są uruchamiane automatycznie przy budowie projektu przez Maven.</w:t>
+      </w:r>
+    </w:p>
+    <w:p>
+      <w:pPr>
+        <w:pStyle w:val="Normal"/>
+        <w:spacing w:before="0" w:after="120"/>
+        <w:rPr/>
+      </w:pPr>
+      <w:r>
+        <w:rPr/>
+        <w:t>W ramach pakietu testów jednostkowych przygotowano następujące klasy testowe:</w:t>
+      </w:r>
+    </w:p>
+    <w:p>
+      <w:pPr>
+        <w:pStyle w:val="Normal"/>
+        <w:spacing w:before="0" w:after="120"/>
+        <w:rPr/>
+      </w:pPr>
+      <w:r>
+        <w:rPr>
+          <w:b/>
+          <w:bCs/>
+        </w:rPr>
+        <w:t>JsonParserTest</w:t>
+      </w:r>
+      <w:r>
+        <w:rPr/>
+        <w:t xml:space="preserve"> — weryfikuje poprawność działania parsera dla wszystkich obsługiwanych typów danych JSON. Testy obejmują m.in. parsowanie obiektów prostych i zagnieżdżonych, tablic jednorodnych i mieszanych, liczb całkowitych, ujemnych i dziesiętnych, wartości logicznych oraz null. Sprawdzane są również sytuacje błędne — pusty łańcuch wejściowy, brakujący nawias zamykający oraz brak dwukropka po kluczu — w których oczekiwany jest wyjątek.</w:t>
+      </w:r>
+    </w:p>
+    <w:p>
+      <w:pPr>
+        <w:pStyle w:val="Normal"/>
+        <w:spacing w:before="0" w:after="120"/>
+        <w:rPr/>
+      </w:pPr>
+      <w:r>
+        <w:rPr>
+          <w:b/>
+          <w:bCs/>
+        </w:rPr>
+        <w:t>JsonFileLoaderTest</w:t>
+      </w:r>
+      <w:r>
+        <w:rPr/>
+        <w:t xml:space="preserve"> — pokrywa logikę modułu ładowania plików. Wykorzystuje mechanizm @TempDir z biblioteki JUnit 5 do tworzenia tymczasowych plików testowych. Sprawdza obsługę poprawnych plików JSON, ładowanie wsadowe wielu plików jednocześnie oraz reakcję na sytuacje wyjątkowe: nieistniejący plik, plik o nieprawidłowym rozszerzeniu, plik pusty, oraz przekazanie wartości null.</w:t>
+      </w:r>
+    </w:p>
+    <w:p>
+      <w:pPr>
+        <w:pStyle w:val="Normal"/>
+        <w:spacing w:before="0" w:after="120"/>
+        <w:rPr/>
+      </w:pPr>
+      <w:r>
+        <w:rPr>
+          <w:b/>
+          <w:bCs/>
+        </w:rPr>
+        <w:t>ObjectMapperTest</w:t>
+      </w:r>
+      <w:r>
+        <w:rPr/>
+        <w:t xml:space="preserve"> — weryfikuje serializację modelu obiektowego do tekstowej reprezentacji JSON. Testy obejmują podstawowe przypadki, takie jak pusty obiekt i pusta tablica, a także bardziej złożone scenariusze, np. tablicę obiektów o wielu polach.</w:t>
+      </w:r>
+    </w:p>
+    <w:p>
+      <w:pPr>
+        <w:pStyle w:val="Normal"/>
+        <w:spacing w:before="0" w:after="120"/>
+        <w:rPr/>
+      </w:pPr>
+      <w:r>
+        <w:rPr/>
+        <w:t>Testy zostały uruchomione na zestawie przykładowych dokumentów JSON umieszczonych w katalogu src/main/resources, obejmujących zarówno proste struktury z polami podstawowych typów, jak i bardziej złożone dokumenty z głębokim zagnieżdżeniem obiektów i tablic. Pozwala to zweryfikować zachowanie całej ścieżki przetwarzania — od ładowania pliku, przez parsowanie, aż po generowanie i serializację schematu.</w:t>
       </w:r>
     </w:p>
     <w:sectPr>
@@ -2625,6 +2915,143 @@
   <w:abstractNum w:abstractNumId="3">
     <w:lvl w:ilvl="0">
       <w:start w:val="1"/>
+      <w:numFmt w:val="bullet"/>
+      <w:lvlText w:val=""/>
+      <w:lvlJc w:val="start"/>
+      <w:pPr>
+        <w:tabs>
+          <w:tab w:val="num" w:pos="720"/>
+        </w:tabs>
+        <w:ind w:start="720" w:hanging="360"/>
+      </w:pPr>
+      <w:rPr>
+        <w:rFonts w:ascii="Symbol" w:hAnsi="Symbol" w:cs="Symbol" w:hint="default"/>
+      </w:rPr>
+    </w:lvl>
+    <w:lvl w:ilvl="1">
+      <w:start w:val="1"/>
+      <w:numFmt w:val="bullet"/>
+      <w:lvlText w:val="◦"/>
+      <w:lvlJc w:val="start"/>
+      <w:pPr>
+        <w:tabs>
+          <w:tab w:val="num" w:pos="1080"/>
+        </w:tabs>
+        <w:ind w:start="1080" w:hanging="360"/>
+      </w:pPr>
+      <w:rPr>
+        <w:rFonts w:ascii="OpenSymbol" w:hAnsi="OpenSymbol" w:cs="OpenSymbol" w:hint="default"/>
+      </w:rPr>
+    </w:lvl>
+    <w:lvl w:ilvl="2">
+      <w:start w:val="1"/>
+      <w:numFmt w:val="bullet"/>
+      <w:lvlText w:val="▪"/>
+      <w:lvlJc w:val="start"/>
+      <w:pPr>
+        <w:tabs>
+          <w:tab w:val="num" w:pos="1440"/>
+        </w:tabs>
+        <w:ind w:start="1440" w:hanging="360"/>
+      </w:pPr>
+      <w:rPr>
+        <w:rFonts w:ascii="OpenSymbol" w:hAnsi="OpenSymbol" w:cs="OpenSymbol" w:hint="default"/>
+      </w:rPr>
+    </w:lvl>
+    <w:lvl w:ilvl="3">
+      <w:start w:val="1"/>
+      <w:numFmt w:val="bullet"/>
+      <w:lvlText w:val=""/>
+      <w:lvlJc w:val="start"/>
+      <w:pPr>
+        <w:tabs>
+          <w:tab w:val="num" w:pos="1800"/>
+        </w:tabs>
+        <w:ind w:start="1800" w:hanging="360"/>
+      </w:pPr>
+      <w:rPr>
+        <w:rFonts w:ascii="Symbol" w:hAnsi="Symbol" w:cs="Symbol" w:hint="default"/>
+      </w:rPr>
+    </w:lvl>
+    <w:lvl w:ilvl="4">
+      <w:start w:val="1"/>
+      <w:numFmt w:val="bullet"/>
+      <w:lvlText w:val="◦"/>
+      <w:lvlJc w:val="start"/>
+      <w:pPr>
+        <w:tabs>
+          <w:tab w:val="num" w:pos="2160"/>
+        </w:tabs>
+        <w:ind w:start="2160" w:hanging="360"/>
+      </w:pPr>
+      <w:rPr>
+        <w:rFonts w:ascii="OpenSymbol" w:hAnsi="OpenSymbol" w:cs="OpenSymbol" w:hint="default"/>
+      </w:rPr>
+    </w:lvl>
+    <w:lvl w:ilvl="5">
+      <w:start w:val="1"/>
+      <w:numFmt w:val="bullet"/>
+      <w:lvlText w:val="▪"/>
+      <w:lvlJc w:val="start"/>
+      <w:pPr>
+        <w:tabs>
+          <w:tab w:val="num" w:pos="2520"/>
+        </w:tabs>
+        <w:ind w:start="2520" w:hanging="360"/>
+      </w:pPr>
+      <w:rPr>
+        <w:rFonts w:ascii="OpenSymbol" w:hAnsi="OpenSymbol" w:cs="OpenSymbol" w:hint="default"/>
+      </w:rPr>
+    </w:lvl>
+    <w:lvl w:ilvl="6">
+      <w:start w:val="1"/>
+      <w:numFmt w:val="bullet"/>
+      <w:lvlText w:val=""/>
+      <w:lvlJc w:val="start"/>
+      <w:pPr>
+        <w:tabs>
+          <w:tab w:val="num" w:pos="2880"/>
+        </w:tabs>
+        <w:ind w:start="2880" w:hanging="360"/>
+      </w:pPr>
+      <w:rPr>
+        <w:rFonts w:ascii="Symbol" w:hAnsi="Symbol" w:cs="Symbol" w:hint="default"/>
+      </w:rPr>
+    </w:lvl>
+    <w:lvl w:ilvl="7">
+      <w:start w:val="1"/>
+      <w:numFmt w:val="bullet"/>
+      <w:lvlText w:val="◦"/>
+      <w:lvlJc w:val="start"/>
+      <w:pPr>
+        <w:tabs>
+          <w:tab w:val="num" w:pos="3240"/>
+        </w:tabs>
+        <w:ind w:start="3240" w:hanging="360"/>
+      </w:pPr>
+      <w:rPr>
+        <w:rFonts w:ascii="OpenSymbol" w:hAnsi="OpenSymbol" w:cs="OpenSymbol" w:hint="default"/>
+      </w:rPr>
+    </w:lvl>
+    <w:lvl w:ilvl="8">
+      <w:start w:val="1"/>
+      <w:numFmt w:val="bullet"/>
+      <w:lvlText w:val="▪"/>
+      <w:lvlJc w:val="start"/>
+      <w:pPr>
+        <w:tabs>
+          <w:tab w:val="num" w:pos="3600"/>
+        </w:tabs>
+        <w:ind w:start="3600" w:hanging="360"/>
+      </w:pPr>
+      <w:rPr>
+        <w:rFonts w:ascii="OpenSymbol" w:hAnsi="OpenSymbol" w:cs="OpenSymbol" w:hint="default"/>
+      </w:rPr>
+    </w:lvl>
+  </w:abstractNum>
+  <w:abstractNum w:abstractNumId="4">
+    <w:lvl w:ilvl="0">
+      <w:start w:val="1"/>
       <w:numFmt w:val="none"/>
       <w:suff w:val="nothing"/>
       <w:lvlText w:val=""/>
@@ -2751,7 +3178,10 @@
     <w:abstractNumId w:val="3"/>
   </w:num>
   <w:num w:numId="4">
-    <w:abstractNumId w:val="2"/>
+    <w:abstractNumId w:val="4"/>
+  </w:num>
+  <w:num w:numId="5">
+    <w:abstractNumId w:val="3"/>
     <w:lvlOverride w:ilvl="0">
       <w:startOverride w:val="1"/>
     </w:lvlOverride>
@@ -3161,6 +3591,7 @@
     <w:qFormat/>
     <w:pPr>
       <w:widowControl/>
+      <w:suppressAutoHyphens w:val="true"/>
       <w:bidi w:val="0"/>
       <w:spacing w:lineRule="auto" w:line="278" w:before="0" w:after="160"/>
       <w:jc w:val="start"/>
@@ -3587,17 +4018,22 @@
       <w:u w:val="single"/>
     </w:rPr>
   </w:style>
+  <w:style w:type="character" w:styleId="czeindeksuuser">
+    <w:name w:val="Łącze indeksu (user)"/>
+    <w:qFormat/>
+    <w:rPr/>
+  </w:style>
+  <w:style w:type="character" w:styleId="Znakiwypunktowaniauser">
+    <w:name w:val="Znaki wypunktowania (user)"/>
+    <w:qFormat/>
+    <w:rPr>
+      <w:rFonts w:ascii="OpenSymbol" w:hAnsi="OpenSymbol" w:eastAsia="OpenSymbol" w:cs="OpenSymbol"/>
+    </w:rPr>
+  </w:style>
   <w:style w:type="character" w:styleId="czeindeksu">
     <w:name w:val="Łącze indeksu"/>
     <w:qFormat/>
     <w:rPr/>
-  </w:style>
-  <w:style w:type="character" w:styleId="Znakiwypunktowania">
-    <w:name w:val="Znaki wypunktowania"/>
-    <w:qFormat/>
-    <w:rPr>
-      <w:rFonts w:ascii="OpenSymbol" w:hAnsi="OpenSymbol" w:eastAsia="OpenSymbol" w:cs="OpenSymbol"/>
-    </w:rPr>
   </w:style>
   <w:style w:type="paragraph" w:styleId="Nagwek">
     <w:name w:val="Nagłówek"/>
@@ -3648,6 +4084,32 @@
   </w:style>
   <w:style w:type="paragraph" w:styleId="Indeks">
     <w:name w:val="Indeks"/>
+    <w:basedOn w:val="Normal"/>
+    <w:qFormat/>
+    <w:pPr>
+      <w:suppressLineNumbers/>
+    </w:pPr>
+    <w:rPr>
+      <w:rFonts w:cs="Arial"/>
+    </w:rPr>
+  </w:style>
+  <w:style w:type="paragraph" w:styleId="Nagwekuser">
+    <w:name w:val="Nagłówek (user)"/>
+    <w:basedOn w:val="Normal"/>
+    <w:next w:val="BodyText"/>
+    <w:qFormat/>
+    <w:pPr>
+      <w:keepNext w:val="true"/>
+      <w:spacing w:before="240" w:after="120"/>
+    </w:pPr>
+    <w:rPr>
+      <w:rFonts w:ascii="Liberation Sans" w:hAnsi="Liberation Sans" w:eastAsia="Microsoft YaHei" w:cs="Arial"/>
+      <w:sz w:val="28"/>
+      <w:szCs w:val="28"/>
+    </w:rPr>
+  </w:style>
+  <w:style w:type="paragraph" w:styleId="Indeksuser">
+    <w:name w:val="Indeks (user)"/>
     <w:basedOn w:val="Normal"/>
     <w:qFormat/>
     <w:pPr>
@@ -3750,7 +4212,7 @@
   </w:style>
   <w:style w:type="paragraph" w:styleId="IndexHeading">
     <w:name w:val="index heading"/>
-    <w:basedOn w:val="Nagwek"/>
+    <w:basedOn w:val="Nagwekuser"/>
     <w:pPr/>
     <w:rPr/>
   </w:style>
@@ -3801,8 +4263,8 @@
     </w:pPr>
     <w:rPr/>
   </w:style>
-  <w:style w:type="paragraph" w:styleId="Zawartotabeli">
-    <w:name w:val="Zawartość tabeli"/>
+  <w:style w:type="paragraph" w:styleId="Zawartotabeliuser">
+    <w:name w:val="Zawartość tabeli (user)"/>
     <w:basedOn w:val="Normal"/>
     <w:qFormat/>
     <w:pPr>
@@ -3811,8 +4273,8 @@
     </w:pPr>
     <w:rPr/>
   </w:style>
-  <w:style w:type="numbering" w:styleId="Bezlisty" w:default="1">
-    <w:name w:val="Bez listy"/>
+  <w:style w:type="numbering" w:styleId="Bezlistyuser" w:default="1">
+    <w:name w:val="Bez listy (user)"/>
     <w:uiPriority w:val="99"/>
     <w:semiHidden/>
     <w:unhideWhenUsed/>

--- a/docs/Dokumentacja.docx
+++ b/docs/Dokumentacja.docx
@@ -6754,8 +6754,105 @@
           <w:szCs w:val="18"/>
         </w:rPr>
       </w:pPr>
-      <w:bookmarkStart w:id="20" w:name="_Toc232091805"/>
-      <w:bookmarkStart w:id="21" w:name="_Toc232609737"/>
+      <w:bookmarkStart w:id="20" w:name="_Toc232610176"/>
+      <w:r>
+        <w:rPr>
+          <w:rFonts w:ascii="Times New Roman" w:hAnsi="Times New Roman" w:cs="Times New Roman"/>
+          <w:sz w:val="18"/>
+          <w:szCs w:val="18"/>
+        </w:rPr>
+        <w:t xml:space="preserve">Listing </w:t>
+      </w:r>
+      <w:r>
+        <w:rPr>
+          <w:rFonts w:ascii="Times New Roman" w:hAnsi="Times New Roman" w:cs="Times New Roman"/>
+          <w:sz w:val="18"/>
+          <w:szCs w:val="18"/>
+        </w:rPr>
+        <w:fldChar w:fldCharType="begin"/>
+      </w:r>
+      <w:r>
+        <w:rPr>
+          <w:rFonts w:ascii="Times New Roman" w:hAnsi="Times New Roman" w:cs="Times New Roman"/>
+          <w:sz w:val="18"/>
+          <w:szCs w:val="18"/>
+        </w:rPr>
+        <w:instrText xml:space="preserve"> STYLEREF 1 \s </w:instrText>
+      </w:r>
+      <w:r>
+        <w:rPr>
+          <w:rFonts w:ascii="Times New Roman" w:hAnsi="Times New Roman" w:cs="Times New Roman"/>
+          <w:sz w:val="18"/>
+          <w:szCs w:val="18"/>
+        </w:rPr>
+        <w:fldChar w:fldCharType="separate"/>
+      </w:r>
+      <w:r>
+        <w:rPr>
+          <w:rFonts w:ascii="Times New Roman" w:hAnsi="Times New Roman" w:cs="Times New Roman"/>
+          <w:noProof/>
+          <w:sz w:val="18"/>
+          <w:szCs w:val="18"/>
+        </w:rPr>
+        <w:t>2</w:t>
+      </w:r>
+      <w:r>
+        <w:rPr>
+          <w:rFonts w:ascii="Times New Roman" w:hAnsi="Times New Roman" w:cs="Times New Roman"/>
+          <w:sz w:val="18"/>
+          <w:szCs w:val="18"/>
+        </w:rPr>
+        <w:fldChar w:fldCharType="end"/>
+      </w:r>
+      <w:r>
+        <w:rPr>
+          <w:rFonts w:ascii="Times New Roman" w:hAnsi="Times New Roman" w:cs="Times New Roman"/>
+          <w:sz w:val="18"/>
+          <w:szCs w:val="18"/>
+        </w:rPr>
+        <w:t>.</w:t>
+      </w:r>
+      <w:r>
+        <w:rPr>
+          <w:rFonts w:ascii="Times New Roman" w:hAnsi="Times New Roman" w:cs="Times New Roman"/>
+          <w:sz w:val="18"/>
+          <w:szCs w:val="18"/>
+        </w:rPr>
+        <w:fldChar w:fldCharType="begin"/>
+      </w:r>
+      <w:r>
+        <w:rPr>
+          <w:rFonts w:ascii="Times New Roman" w:hAnsi="Times New Roman" w:cs="Times New Roman"/>
+          <w:sz w:val="18"/>
+          <w:szCs w:val="18"/>
+        </w:rPr>
+        <w:instrText xml:space="preserve"> SEQ Listing \* ARABIC \s 1 </w:instrText>
+      </w:r>
+      <w:r>
+        <w:rPr>
+          <w:rFonts w:ascii="Times New Roman" w:hAnsi="Times New Roman" w:cs="Times New Roman"/>
+          <w:sz w:val="18"/>
+          <w:szCs w:val="18"/>
+        </w:rPr>
+        <w:fldChar w:fldCharType="separate"/>
+      </w:r>
+      <w:r>
+        <w:rPr>
+          <w:rFonts w:ascii="Times New Roman" w:hAnsi="Times New Roman" w:cs="Times New Roman"/>
+          <w:noProof/>
+          <w:sz w:val="18"/>
+          <w:szCs w:val="18"/>
+        </w:rPr>
+        <w:t>1</w:t>
+      </w:r>
+      <w:r>
+        <w:rPr>
+          <w:rFonts w:ascii="Times New Roman" w:hAnsi="Times New Roman" w:cs="Times New Roman"/>
+          <w:sz w:val="18"/>
+          <w:szCs w:val="18"/>
+        </w:rPr>
+        <w:fldChar w:fldCharType="end"/>
+      </w:r>
       <w:r>
         <w:rPr>
           <w:rFonts w:ascii="Times New Roman" w:hAnsi="Times New Roman" w:cs="Times New Roman"/>
@@ -6763,7 +6860,7 @@
           <w:sz w:val="18"/>
           <w:szCs w:val="18"/>
         </w:rPr>
-        <w:t xml:space="preserve">Listing </w:t>
+        <w:t xml:space="preserve"> </w:t>
       </w:r>
       <w:r>
         <w:rPr>
@@ -6771,113 +6868,8 @@
           <w:color w:val="000000" w:themeColor="text1"/>
           <w:sz w:val="18"/>
           <w:szCs w:val="18"/>
-          <w:lang w:val="en-US"/>
-        </w:rPr>
-        <w:fldChar w:fldCharType="begin"/>
-      </w:r>
-      <w:r>
-        <w:rPr>
-          <w:rFonts w:ascii="Times New Roman" w:hAnsi="Times New Roman" w:cs="Times New Roman"/>
-          <w:color w:val="000000" w:themeColor="text1"/>
-          <w:sz w:val="18"/>
-          <w:szCs w:val="18"/>
-        </w:rPr>
-        <w:instrText xml:space="preserve"> STYLEREF "1" </w:instrText>
-      </w:r>
-      <w:r>
-        <w:rPr>
-          <w:rFonts w:ascii="Times New Roman" w:hAnsi="Times New Roman" w:cs="Times New Roman"/>
-          <w:color w:val="000000" w:themeColor="text1"/>
-          <w:sz w:val="18"/>
-          <w:szCs w:val="18"/>
-          <w:lang w:val="en-US"/>
-        </w:rPr>
-        <w:fldChar w:fldCharType="separate"/>
-      </w:r>
-      <w:r>
-        <w:rPr>
-          <w:rFonts w:ascii="Times New Roman" w:hAnsi="Times New Roman" w:cs="Times New Roman"/>
-          <w:color w:val="000000" w:themeColor="text1"/>
-          <w:sz w:val="18"/>
-          <w:szCs w:val="18"/>
-        </w:rPr>
-        <w:t>Błąd: nie znaleziono źródła odwołania</w:t>
-      </w:r>
-      <w:r>
-        <w:rPr>
-          <w:rFonts w:ascii="Times New Roman" w:hAnsi="Times New Roman" w:cs="Times New Roman"/>
-          <w:color w:val="000000" w:themeColor="text1"/>
-          <w:sz w:val="18"/>
-          <w:szCs w:val="18"/>
-          <w:lang w:val="en-US"/>
-        </w:rPr>
-        <w:fldChar w:fldCharType="end"/>
-      </w:r>
-      <w:r>
-        <w:rPr>
-          <w:rFonts w:ascii="Times New Roman" w:hAnsi="Times New Roman" w:cs="Times New Roman"/>
-          <w:color w:val="000000" w:themeColor="text1"/>
-          <w:sz w:val="18"/>
-          <w:szCs w:val="18"/>
-        </w:rPr>
-        <w:t>.</w:t>
-      </w:r>
-      <w:r>
-        <w:rPr>
-          <w:rFonts w:ascii="Times New Roman" w:hAnsi="Times New Roman" w:cs="Times New Roman"/>
-          <w:color w:val="000000" w:themeColor="text1"/>
-          <w:sz w:val="18"/>
-          <w:szCs w:val="18"/>
-          <w:lang w:val="en-US"/>
-        </w:rPr>
-        <w:fldChar w:fldCharType="begin"/>
-      </w:r>
-      <w:r>
-        <w:rPr>
-          <w:rFonts w:ascii="Times New Roman" w:hAnsi="Times New Roman" w:cs="Times New Roman"/>
-          <w:color w:val="000000" w:themeColor="text1"/>
-          <w:sz w:val="18"/>
-          <w:szCs w:val="18"/>
-        </w:rPr>
-        <w:instrText xml:space="preserve"> SEQ Listing \* ARABIC </w:instrText>
-      </w:r>
-      <w:r>
-        <w:rPr>
-          <w:rFonts w:ascii="Times New Roman" w:hAnsi="Times New Roman" w:cs="Times New Roman"/>
-          <w:color w:val="000000" w:themeColor="text1"/>
-          <w:sz w:val="18"/>
-          <w:szCs w:val="18"/>
-          <w:lang w:val="en-US"/>
-        </w:rPr>
-        <w:fldChar w:fldCharType="separate"/>
-      </w:r>
-      <w:r>
-        <w:rPr>
-          <w:rFonts w:ascii="Times New Roman" w:hAnsi="Times New Roman" w:cs="Times New Roman"/>
-          <w:color w:val="000000" w:themeColor="text1"/>
-          <w:sz w:val="18"/>
-          <w:szCs w:val="18"/>
-        </w:rPr>
-        <w:t>1</w:t>
-      </w:r>
-      <w:r>
-        <w:rPr>
-          <w:rFonts w:ascii="Times New Roman" w:hAnsi="Times New Roman" w:cs="Times New Roman"/>
-          <w:color w:val="000000" w:themeColor="text1"/>
-          <w:sz w:val="18"/>
-          <w:szCs w:val="18"/>
-          <w:lang w:val="en-US"/>
-        </w:rPr>
-        <w:fldChar w:fldCharType="end"/>
-      </w:r>
-      <w:r>
-        <w:rPr>
-          <w:rFonts w:ascii="Times New Roman" w:hAnsi="Times New Roman" w:cs="Times New Roman"/>
-          <w:color w:val="000000" w:themeColor="text1"/>
-          <w:sz w:val="18"/>
-          <w:szCs w:val="18"/>
-        </w:rPr>
-        <w:t xml:space="preserve"> Kod </w:t>
+        </w:rPr>
+        <w:t xml:space="preserve">Kod </w:t>
       </w:r>
       <w:proofErr w:type="spellStart"/>
       <w:r>
@@ -6893,7 +6885,6 @@
         <w:t>parseValue</w:t>
       </w:r>
       <w:bookmarkEnd w:id="20"/>
-      <w:bookmarkEnd w:id="21"/>
       <w:proofErr w:type="spellEnd"/>
     </w:p>
     <w:p>
@@ -8751,7 +8742,7 @@
           <w:szCs w:val="18"/>
         </w:rPr>
       </w:pPr>
-      <w:bookmarkStart w:id="22" w:name="_Toc232609738"/>
+      <w:bookmarkStart w:id="21" w:name="_Toc232610177"/>
       <w:r>
         <w:rPr>
           <w:rFonts w:ascii="Times New Roman" w:hAnsi="Times New Roman" w:cs="Times New Roman"/>
@@ -8774,7 +8765,7 @@
           <w:sz w:val="18"/>
           <w:szCs w:val="18"/>
         </w:rPr>
-        <w:instrText xml:space="preserve"> STYLEREF "1" </w:instrText>
+        <w:instrText xml:space="preserve"> STYLEREF 1 \s </w:instrText>
       </w:r>
       <w:r>
         <w:rPr>
@@ -8787,10 +8778,11 @@
       <w:r>
         <w:rPr>
           <w:rFonts w:ascii="Times New Roman" w:hAnsi="Times New Roman" w:cs="Times New Roman"/>
+          <w:noProof/>
           <w:sz w:val="18"/>
           <w:szCs w:val="18"/>
         </w:rPr>
-        <w:t>Błąd: nie znaleziono źródła odwołania</w:t>
+        <w:t>2</w:t>
       </w:r>
       <w:r>
         <w:rPr>
@@ -8822,7 +8814,7 @@
           <w:sz w:val="18"/>
           <w:szCs w:val="18"/>
         </w:rPr>
-        <w:instrText xml:space="preserve"> SEQ Listing \* ARABIC </w:instrText>
+        <w:instrText xml:space="preserve"> SEQ Listing \* ARABIC \s 1 </w:instrText>
       </w:r>
       <w:r>
         <w:rPr>
@@ -8835,6 +8827,7 @@
       <w:r>
         <w:rPr>
           <w:rFonts w:ascii="Times New Roman" w:hAnsi="Times New Roman" w:cs="Times New Roman"/>
+          <w:noProof/>
           <w:sz w:val="18"/>
           <w:szCs w:val="18"/>
         </w:rPr>
@@ -8865,7 +8858,7 @@
         </w:rPr>
         <w:t>parseObject</w:t>
       </w:r>
-      <w:bookmarkEnd w:id="22"/>
+      <w:bookmarkEnd w:id="21"/>
       <w:proofErr w:type="spellEnd"/>
     </w:p>
     <w:p>
@@ -10748,7 +10741,7 @@
           <w:szCs w:val="18"/>
         </w:rPr>
       </w:pPr>
-      <w:bookmarkStart w:id="23" w:name="_Toc232609739"/>
+      <w:bookmarkStart w:id="22" w:name="_Toc232610178"/>
       <w:r>
         <w:rPr>
           <w:rFonts w:ascii="Times New Roman" w:hAnsi="Times New Roman" w:cs="Times New Roman"/>
@@ -10771,7 +10764,7 @@
           <w:sz w:val="18"/>
           <w:szCs w:val="18"/>
         </w:rPr>
-        <w:instrText xml:space="preserve"> STYLEREF "1" </w:instrText>
+        <w:instrText xml:space="preserve"> STYLEREF 1 \s </w:instrText>
       </w:r>
       <w:r>
         <w:rPr>
@@ -10784,10 +10777,11 @@
       <w:r>
         <w:rPr>
           <w:rFonts w:ascii="Times New Roman" w:hAnsi="Times New Roman" w:cs="Times New Roman"/>
+          <w:noProof/>
           <w:sz w:val="18"/>
           <w:szCs w:val="18"/>
         </w:rPr>
-        <w:t>Błąd: nie znaleziono źródła odwołania</w:t>
+        <w:t>2</w:t>
       </w:r>
       <w:r>
         <w:rPr>
@@ -10819,7 +10813,7 @@
           <w:sz w:val="18"/>
           <w:szCs w:val="18"/>
         </w:rPr>
-        <w:instrText xml:space="preserve"> SEQ Listing \* ARABIC </w:instrText>
+        <w:instrText xml:space="preserve"> SEQ Listing \* ARABIC \s 1 </w:instrText>
       </w:r>
       <w:r>
         <w:rPr>
@@ -10832,6 +10826,7 @@
       <w:r>
         <w:rPr>
           <w:rFonts w:ascii="Times New Roman" w:hAnsi="Times New Roman" w:cs="Times New Roman"/>
+          <w:noProof/>
           <w:sz w:val="18"/>
           <w:szCs w:val="18"/>
         </w:rPr>
@@ -10862,7 +10857,7 @@
         </w:rPr>
         <w:t>parseNumber</w:t>
       </w:r>
-      <w:bookmarkEnd w:id="23"/>
+      <w:bookmarkEnd w:id="22"/>
       <w:proofErr w:type="spellEnd"/>
     </w:p>
     <w:p>
@@ -10930,8 +10925,8 @@
           <w:rFonts w:ascii="Times New Roman" w:hAnsi="Times New Roman" w:cs="Times New Roman"/>
         </w:rPr>
       </w:pPr>
-      <w:bookmarkStart w:id="24" w:name="_Toc232096196"/>
-      <w:bookmarkStart w:id="25" w:name="_Toc232609734"/>
+      <w:bookmarkStart w:id="23" w:name="_Toc232096196"/>
+      <w:bookmarkStart w:id="24" w:name="_Toc232609734"/>
       <w:r>
         <w:rPr>
           <w:rFonts w:ascii="Times New Roman" w:hAnsi="Times New Roman" w:cs="Times New Roman"/>
@@ -10939,8 +10934,8 @@
         <w:lastRenderedPageBreak/>
         <w:t>Generator schematu</w:t>
       </w:r>
+      <w:bookmarkEnd w:id="23"/>
       <w:bookmarkEnd w:id="24"/>
-      <w:bookmarkEnd w:id="25"/>
     </w:p>
     <w:p>
       <w:pPr>
@@ -12364,7 +12359,7 @@
           <w:szCs w:val="18"/>
         </w:rPr>
       </w:pPr>
-      <w:bookmarkStart w:id="26" w:name="_Toc232609740"/>
+      <w:bookmarkStart w:id="25" w:name="_Toc232610179"/>
       <w:r>
         <w:rPr>
           <w:rFonts w:ascii="Times New Roman" w:hAnsi="Times New Roman" w:cs="Times New Roman"/>
@@ -12387,7 +12382,7 @@
           <w:sz w:val="18"/>
           <w:szCs w:val="18"/>
         </w:rPr>
-        <w:instrText xml:space="preserve"> STYLEREF "1" </w:instrText>
+        <w:instrText xml:space="preserve"> STYLEREF 1 \s </w:instrText>
       </w:r>
       <w:r>
         <w:rPr>
@@ -12400,10 +12395,11 @@
       <w:r>
         <w:rPr>
           <w:rFonts w:ascii="Times New Roman" w:hAnsi="Times New Roman" w:cs="Times New Roman"/>
+          <w:noProof/>
           <w:sz w:val="18"/>
           <w:szCs w:val="18"/>
         </w:rPr>
-        <w:t>Błąd: nie znaleziono źródła odwołania</w:t>
+        <w:t>2</w:t>
       </w:r>
       <w:r>
         <w:rPr>
@@ -12435,7 +12431,7 @@
           <w:sz w:val="18"/>
           <w:szCs w:val="18"/>
         </w:rPr>
-        <w:instrText xml:space="preserve"> SEQ Listing \* ARABIC </w:instrText>
+        <w:instrText xml:space="preserve"> SEQ Listing \* ARABIC \s 1 </w:instrText>
       </w:r>
       <w:r>
         <w:rPr>
@@ -12448,6 +12444,7 @@
       <w:r>
         <w:rPr>
           <w:rFonts w:ascii="Times New Roman" w:hAnsi="Times New Roman" w:cs="Times New Roman"/>
+          <w:noProof/>
           <w:sz w:val="18"/>
           <w:szCs w:val="18"/>
         </w:rPr>
@@ -12478,7 +12475,7 @@
         </w:rPr>
         <w:t>generate</w:t>
       </w:r>
-      <w:bookmarkEnd w:id="26"/>
+      <w:bookmarkEnd w:id="25"/>
       <w:proofErr w:type="spellEnd"/>
     </w:p>
     <w:p>
@@ -14338,7 +14335,7 @@
           <w:szCs w:val="12"/>
         </w:rPr>
       </w:pPr>
-      <w:bookmarkStart w:id="27" w:name="_Toc232609741"/>
+      <w:bookmarkStart w:id="26" w:name="_Toc232610180"/>
       <w:r>
         <w:rPr>
           <w:rFonts w:ascii="Times New Roman" w:hAnsi="Times New Roman" w:cs="Times New Roman"/>
@@ -14361,7 +14358,7 @@
           <w:sz w:val="18"/>
           <w:szCs w:val="18"/>
         </w:rPr>
-        <w:instrText xml:space="preserve"> STYLEREF "1" </w:instrText>
+        <w:instrText xml:space="preserve"> STYLEREF 1 \s </w:instrText>
       </w:r>
       <w:r>
         <w:rPr>
@@ -14374,10 +14371,11 @@
       <w:r>
         <w:rPr>
           <w:rFonts w:ascii="Times New Roman" w:hAnsi="Times New Roman" w:cs="Times New Roman"/>
+          <w:noProof/>
           <w:sz w:val="18"/>
           <w:szCs w:val="18"/>
         </w:rPr>
-        <w:t>Błąd: nie znaleziono źródła odwołania</w:t>
+        <w:t>2</w:t>
       </w:r>
       <w:r>
         <w:rPr>
@@ -14409,7 +14407,7 @@
           <w:sz w:val="18"/>
           <w:szCs w:val="18"/>
         </w:rPr>
-        <w:instrText xml:space="preserve"> SEQ Listing \* ARABIC </w:instrText>
+        <w:instrText xml:space="preserve"> SEQ Listing \* ARABIC \s 1 </w:instrText>
       </w:r>
       <w:r>
         <w:rPr>
@@ -14422,6 +14420,7 @@
       <w:r>
         <w:rPr>
           <w:rFonts w:ascii="Times New Roman" w:hAnsi="Times New Roman" w:cs="Times New Roman"/>
+          <w:noProof/>
           <w:sz w:val="18"/>
           <w:szCs w:val="18"/>
         </w:rPr>
@@ -14452,7 +14451,7 @@
         </w:rPr>
         <w:t>setType</w:t>
       </w:r>
-      <w:bookmarkEnd w:id="27"/>
+      <w:bookmarkEnd w:id="26"/>
       <w:proofErr w:type="spellEnd"/>
     </w:p>
     <w:p>
@@ -15770,7 +15769,7 @@
           <w:szCs w:val="18"/>
         </w:rPr>
       </w:pPr>
-      <w:bookmarkStart w:id="28" w:name="_Toc232609742"/>
+      <w:bookmarkStart w:id="27" w:name="_Toc232610181"/>
       <w:r>
         <w:rPr>
           <w:rFonts w:ascii="Times New Roman" w:hAnsi="Times New Roman" w:cs="Times New Roman"/>
@@ -15793,7 +15792,7 @@
           <w:sz w:val="18"/>
           <w:szCs w:val="18"/>
         </w:rPr>
-        <w:instrText xml:space="preserve"> STYLEREF "1" </w:instrText>
+        <w:instrText xml:space="preserve"> STYLEREF 1 \s </w:instrText>
       </w:r>
       <w:r>
         <w:rPr>
@@ -15806,10 +15805,11 @@
       <w:r>
         <w:rPr>
           <w:rFonts w:ascii="Times New Roman" w:hAnsi="Times New Roman" w:cs="Times New Roman"/>
+          <w:noProof/>
           <w:sz w:val="18"/>
           <w:szCs w:val="18"/>
         </w:rPr>
-        <w:t>Błąd: nie znaleziono źródła odwołania</w:t>
+        <w:t>2</w:t>
       </w:r>
       <w:r>
         <w:rPr>
@@ -15841,7 +15841,7 @@
           <w:sz w:val="18"/>
           <w:szCs w:val="18"/>
         </w:rPr>
-        <w:instrText xml:space="preserve"> SEQ Listing \* ARABIC </w:instrText>
+        <w:instrText xml:space="preserve"> SEQ Listing \* ARABIC \s 1 </w:instrText>
       </w:r>
       <w:r>
         <w:rPr>
@@ -15854,6 +15854,7 @@
       <w:r>
         <w:rPr>
           <w:rFonts w:ascii="Times New Roman" w:hAnsi="Times New Roman" w:cs="Times New Roman"/>
+          <w:noProof/>
           <w:sz w:val="18"/>
           <w:szCs w:val="18"/>
         </w:rPr>
@@ -15884,7 +15885,7 @@
         </w:rPr>
         <w:t>setTypeObject</w:t>
       </w:r>
-      <w:bookmarkEnd w:id="28"/>
+      <w:bookmarkEnd w:id="27"/>
       <w:proofErr w:type="spellEnd"/>
     </w:p>
     <w:p>
@@ -16588,7 +16589,7 @@
           <w:szCs w:val="18"/>
         </w:rPr>
       </w:pPr>
-      <w:bookmarkStart w:id="29" w:name="_Toc232609743"/>
+      <w:bookmarkStart w:id="28" w:name="_Toc232610182"/>
       <w:r>
         <w:rPr>
           <w:rFonts w:ascii="Times New Roman" w:hAnsi="Times New Roman" w:cs="Times New Roman"/>
@@ -16611,7 +16612,7 @@
           <w:sz w:val="18"/>
           <w:szCs w:val="18"/>
         </w:rPr>
-        <w:instrText xml:space="preserve"> STYLEREF "1" </w:instrText>
+        <w:instrText xml:space="preserve"> STYLEREF 1 \s </w:instrText>
       </w:r>
       <w:r>
         <w:rPr>
@@ -16624,10 +16625,11 @@
       <w:r>
         <w:rPr>
           <w:rFonts w:ascii="Times New Roman" w:hAnsi="Times New Roman" w:cs="Times New Roman"/>
+          <w:noProof/>
           <w:sz w:val="18"/>
           <w:szCs w:val="18"/>
         </w:rPr>
-        <w:t>Błąd: nie znaleziono źródła odwołania</w:t>
+        <w:t>2</w:t>
       </w:r>
       <w:r>
         <w:rPr>
@@ -16659,7 +16661,7 @@
           <w:sz w:val="18"/>
           <w:szCs w:val="18"/>
         </w:rPr>
-        <w:instrText xml:space="preserve"> SEQ Listing \* ARABIC </w:instrText>
+        <w:instrText xml:space="preserve"> SEQ Listing \* ARABIC \s 1 </w:instrText>
       </w:r>
       <w:r>
         <w:rPr>
@@ -16672,6 +16674,7 @@
       <w:r>
         <w:rPr>
           <w:rFonts w:ascii="Times New Roman" w:hAnsi="Times New Roman" w:cs="Times New Roman"/>
+          <w:noProof/>
           <w:sz w:val="18"/>
           <w:szCs w:val="18"/>
         </w:rPr>
@@ -16702,7 +16705,7 @@
         </w:rPr>
         <w:t>validate</w:t>
       </w:r>
-      <w:bookmarkEnd w:id="29"/>
+      <w:bookmarkEnd w:id="28"/>
       <w:proofErr w:type="spellEnd"/>
     </w:p>
     <w:p>
@@ -17679,7 +17682,7 @@
           <w:szCs w:val="18"/>
         </w:rPr>
       </w:pPr>
-      <w:bookmarkStart w:id="30" w:name="_Toc232609744"/>
+      <w:bookmarkStart w:id="29" w:name="_Toc232610183"/>
       <w:r>
         <w:rPr>
           <w:rFonts w:ascii="Times New Roman" w:hAnsi="Times New Roman" w:cs="Times New Roman"/>
@@ -17702,7 +17705,7 @@
           <w:sz w:val="18"/>
           <w:szCs w:val="18"/>
         </w:rPr>
-        <w:instrText xml:space="preserve"> STYLEREF "1" </w:instrText>
+        <w:instrText xml:space="preserve"> STYLEREF 1 \s </w:instrText>
       </w:r>
       <w:r>
         <w:rPr>
@@ -17715,10 +17718,11 @@
       <w:r>
         <w:rPr>
           <w:rFonts w:ascii="Times New Roman" w:hAnsi="Times New Roman" w:cs="Times New Roman"/>
+          <w:noProof/>
           <w:sz w:val="18"/>
           <w:szCs w:val="18"/>
         </w:rPr>
-        <w:t>Błąd: nie znaleziono źródła odwołania</w:t>
+        <w:t>2</w:t>
       </w:r>
       <w:r>
         <w:rPr>
@@ -17750,7 +17754,7 @@
           <w:sz w:val="18"/>
           <w:szCs w:val="18"/>
         </w:rPr>
-        <w:instrText xml:space="preserve"> SEQ Listing \* ARABIC </w:instrText>
+        <w:instrText xml:space="preserve"> SEQ Listing \* ARABIC \s 1 </w:instrText>
       </w:r>
       <w:r>
         <w:rPr>
@@ -17763,6 +17767,7 @@
       <w:r>
         <w:rPr>
           <w:rFonts w:ascii="Times New Roman" w:hAnsi="Times New Roman" w:cs="Times New Roman"/>
+          <w:noProof/>
           <w:sz w:val="18"/>
           <w:szCs w:val="18"/>
         </w:rPr>
@@ -17793,7 +17798,7 @@
         </w:rPr>
         <w:t>validateNode</w:t>
       </w:r>
-      <w:bookmarkEnd w:id="30"/>
+      <w:bookmarkEnd w:id="29"/>
       <w:proofErr w:type="spellEnd"/>
     </w:p>
     <w:p>
@@ -19333,7 +19338,7 @@
           <w:szCs w:val="18"/>
         </w:rPr>
       </w:pPr>
-      <w:bookmarkStart w:id="31" w:name="_Toc232609745"/>
+      <w:bookmarkStart w:id="30" w:name="_Toc232610184"/>
       <w:r>
         <w:rPr>
           <w:rFonts w:ascii="Times New Roman" w:hAnsi="Times New Roman" w:cs="Times New Roman"/>
@@ -19356,7 +19361,7 @@
           <w:sz w:val="18"/>
           <w:szCs w:val="18"/>
         </w:rPr>
-        <w:instrText xml:space="preserve"> STYLEREF "1" </w:instrText>
+        <w:instrText xml:space="preserve"> STYLEREF 1 \s </w:instrText>
       </w:r>
       <w:r>
         <w:rPr>
@@ -19369,10 +19374,11 @@
       <w:r>
         <w:rPr>
           <w:rFonts w:ascii="Times New Roman" w:hAnsi="Times New Roman" w:cs="Times New Roman"/>
+          <w:noProof/>
           <w:sz w:val="18"/>
           <w:szCs w:val="18"/>
         </w:rPr>
-        <w:t>Błąd: nie znaleziono źródła odwołania</w:t>
+        <w:t>2</w:t>
       </w:r>
       <w:r>
         <w:rPr>
@@ -19404,7 +19410,7 @@
           <w:sz w:val="18"/>
           <w:szCs w:val="18"/>
         </w:rPr>
-        <w:instrText xml:space="preserve"> SEQ Listing \* ARABIC </w:instrText>
+        <w:instrText xml:space="preserve"> SEQ Listing \* ARABIC \s 1 </w:instrText>
       </w:r>
       <w:r>
         <w:rPr>
@@ -19417,6 +19423,7 @@
       <w:r>
         <w:rPr>
           <w:rFonts w:ascii="Times New Roman" w:hAnsi="Times New Roman" w:cs="Times New Roman"/>
+          <w:noProof/>
           <w:sz w:val="18"/>
           <w:szCs w:val="18"/>
         </w:rPr>
@@ -19447,7 +19454,7 @@
         </w:rPr>
         <w:t>validateNode</w:t>
       </w:r>
-      <w:bookmarkEnd w:id="31"/>
+      <w:bookmarkEnd w:id="30"/>
       <w:proofErr w:type="spellEnd"/>
     </w:p>
     <w:p>
@@ -21215,7 +21222,7 @@
           <w:rFonts w:ascii="Times New Roman" w:hAnsi="Times New Roman"/>
         </w:rPr>
       </w:pPr>
-      <w:bookmarkStart w:id="32" w:name="_Toc232609735"/>
+      <w:bookmarkStart w:id="31" w:name="_Toc232609735"/>
       <w:r>
         <w:rPr>
           <w:rFonts w:ascii="Times New Roman" w:hAnsi="Times New Roman"/>
@@ -21223,7 +21230,7 @@
         <w:lastRenderedPageBreak/>
         <w:t>Instrukcja użytkowania</w:t>
       </w:r>
-      <w:bookmarkEnd w:id="32"/>
+      <w:bookmarkEnd w:id="31"/>
     </w:p>
     <w:p>
       <w:pPr>
@@ -21295,7 +21302,7 @@
           <w:szCs w:val="18"/>
         </w:rPr>
       </w:pPr>
-      <w:bookmarkStart w:id="33" w:name="_Toc232609748"/>
+      <w:bookmarkStart w:id="32" w:name="_Toc232609748"/>
       <w:r>
         <w:rPr>
           <w:rFonts w:ascii="Times New Roman" w:hAnsi="Times New Roman" w:cs="Times New Roman"/>
@@ -21426,7 +21433,7 @@
         </w:rPr>
         <w:t>wne</w:t>
       </w:r>
-      <w:bookmarkEnd w:id="33"/>
+      <w:bookmarkEnd w:id="32"/>
     </w:p>
     <w:p>
       <w:pPr>
@@ -21521,7 +21528,7 @@
           <w:szCs w:val="18"/>
         </w:rPr>
       </w:pPr>
-      <w:bookmarkStart w:id="34" w:name="_Toc232609749"/>
+      <w:bookmarkStart w:id="33" w:name="_Toc232609749"/>
       <w:r>
         <w:rPr>
           <w:rFonts w:ascii="Times New Roman" w:hAnsi="Times New Roman" w:cs="Times New Roman"/>
@@ -21644,7 +21651,7 @@
         </w:rPr>
         <w:t xml:space="preserve"> po załadowaniu JSON i wygenerowaniu schematu</w:t>
       </w:r>
-      <w:bookmarkEnd w:id="34"/>
+      <w:bookmarkEnd w:id="33"/>
     </w:p>
     <w:p>
       <w:pPr>
@@ -21725,7 +21732,7 @@
           <w:szCs w:val="18"/>
         </w:rPr>
       </w:pPr>
-      <w:bookmarkStart w:id="35" w:name="_Toc232609750"/>
+      <w:bookmarkStart w:id="34" w:name="_Toc232609750"/>
       <w:r>
         <w:rPr>
           <w:rFonts w:ascii="Times New Roman" w:hAnsi="Times New Roman" w:cs="Times New Roman"/>
@@ -21832,7 +21839,7 @@
         </w:rPr>
         <w:t xml:space="preserve"> Okno edycji</w:t>
       </w:r>
-      <w:bookmarkEnd w:id="35"/>
+      <w:bookmarkEnd w:id="34"/>
     </w:p>
     <w:p>
       <w:pPr>
@@ -21939,7 +21946,7 @@
           <w:szCs w:val="18"/>
         </w:rPr>
       </w:pPr>
-      <w:bookmarkStart w:id="36" w:name="_Toc232609751"/>
+      <w:bookmarkStart w:id="35" w:name="_Toc232609751"/>
       <w:r>
         <w:rPr>
           <w:rFonts w:ascii="Times New Roman" w:hAnsi="Times New Roman" w:cs="Times New Roman"/>
@@ -22046,7 +22053,7 @@
         </w:rPr>
         <w:t xml:space="preserve"> Okno po walidacji</w:t>
       </w:r>
-      <w:bookmarkEnd w:id="36"/>
+      <w:bookmarkEnd w:id="35"/>
     </w:p>
     <w:p>
       <w:pPr>
@@ -22176,7 +22183,7 @@
           <w:szCs w:val="18"/>
         </w:rPr>
       </w:pPr>
-      <w:bookmarkStart w:id="37" w:name="_Toc232609752"/>
+      <w:bookmarkStart w:id="36" w:name="_Toc232609752"/>
       <w:r>
         <w:rPr>
           <w:rFonts w:ascii="Times New Roman" w:hAnsi="Times New Roman" w:cs="Times New Roman"/>
@@ -22283,7 +22290,7 @@
         </w:rPr>
         <w:t xml:space="preserve"> Okno zarządzania schematami</w:t>
       </w:r>
-      <w:bookmarkEnd w:id="37"/>
+      <w:bookmarkEnd w:id="36"/>
     </w:p>
     <w:p>
       <w:pPr>
@@ -22332,7 +22339,7 @@
           <w:numId w:val="1"/>
         </w:numPr>
       </w:pPr>
-      <w:bookmarkStart w:id="38" w:name="_Toc232609736"/>
+      <w:bookmarkStart w:id="37" w:name="_Toc232609736"/>
       <w:r>
         <w:rPr>
           <w:rFonts w:ascii="Times New Roman" w:hAnsi="Times New Roman"/>
@@ -22340,7 +22347,7 @@
         <w:lastRenderedPageBreak/>
         <w:t>Testy</w:t>
       </w:r>
-      <w:bookmarkEnd w:id="38"/>
+      <w:bookmarkEnd w:id="37"/>
     </w:p>
     <w:p>
       <w:pPr>
@@ -22719,14 +22726,14 @@
         </w:rPr>
         <w:fldChar w:fldCharType="separate"/>
       </w:r>
-      <w:hyperlink w:anchor="_Toc232609737" w:history="1">
+      <w:hyperlink w:anchor="_Toc232610176" w:history="1">
         <w:r>
           <w:rPr>
             <w:rStyle w:val="Hipercze"/>
             <w:rFonts w:ascii="Times New Roman" w:hAnsi="Times New Roman" w:cs="Times New Roman"/>
             <w:noProof/>
           </w:rPr>
-          <w:t xml:space="preserve">Listing Błąd: nie znaleziono źródła odwołania.1 Kod </w:t>
+          <w:t xml:space="preserve">Listing 2.1 Kod </w:t>
         </w:r>
         <w:r>
           <w:rPr>
@@ -22755,7 +22762,7 @@
           <w:rPr>
             <w:noProof/>
           </w:rPr>
-          <w:instrText xml:space="preserve"> PAGEREF _Toc232609737 \h </w:instrText>
+          <w:instrText xml:space="preserve"> PAGEREF _Toc232610176 \h </w:instrText>
         </w:r>
         <w:r>
           <w:rPr>
@@ -22794,14 +22801,14 @@
           <w:lang w:eastAsia="pl-PL"/>
         </w:rPr>
       </w:pPr>
-      <w:hyperlink w:anchor="_Toc232609738" w:history="1">
+      <w:hyperlink w:anchor="_Toc232610177" w:history="1">
         <w:r>
           <w:rPr>
             <w:rStyle w:val="Hipercze"/>
             <w:rFonts w:ascii="Times New Roman" w:hAnsi="Times New Roman" w:cs="Times New Roman"/>
             <w:noProof/>
           </w:rPr>
-          <w:t>Listing Błąd: nie znaleziono źródła odwołania.2 Kod parseObject</w:t>
+          <w:t>Listing 2.2 Kod parseObject</w:t>
         </w:r>
         <w:r>
           <w:rPr>
@@ -22819,7 +22826,7 @@
           <w:rPr>
             <w:noProof/>
           </w:rPr>
-          <w:instrText xml:space="preserve"> PAGEREF _Toc232609738 \h </w:instrText>
+          <w:instrText xml:space="preserve"> PAGEREF _Toc232610177 \h </w:instrText>
         </w:r>
         <w:r>
           <w:rPr>
@@ -22858,14 +22865,14 @@
           <w:lang w:eastAsia="pl-PL"/>
         </w:rPr>
       </w:pPr>
-      <w:hyperlink w:anchor="_Toc232609739" w:history="1">
+      <w:hyperlink w:anchor="_Toc232610178" w:history="1">
         <w:r>
           <w:rPr>
             <w:rStyle w:val="Hipercze"/>
             <w:rFonts w:ascii="Times New Roman" w:hAnsi="Times New Roman" w:cs="Times New Roman"/>
             <w:noProof/>
           </w:rPr>
-          <w:t>Listing Błąd: nie znaleziono źródła odwołania.3 Kod parseNumber</w:t>
+          <w:t>Listing 2.3 Kod parseNumber</w:t>
         </w:r>
         <w:r>
           <w:rPr>
@@ -22883,7 +22890,7 @@
           <w:rPr>
             <w:noProof/>
           </w:rPr>
-          <w:instrText xml:space="preserve"> PAGEREF _Toc232609739 \h </w:instrText>
+          <w:instrText xml:space="preserve"> PAGEREF _Toc232610178 \h </w:instrText>
         </w:r>
         <w:r>
           <w:rPr>
@@ -22922,14 +22929,14 @@
           <w:lang w:eastAsia="pl-PL"/>
         </w:rPr>
       </w:pPr>
-      <w:hyperlink w:anchor="_Toc232609740" w:history="1">
+      <w:hyperlink w:anchor="_Toc232610179" w:history="1">
         <w:r>
           <w:rPr>
             <w:rStyle w:val="Hipercze"/>
             <w:rFonts w:ascii="Times New Roman" w:hAnsi="Times New Roman" w:cs="Times New Roman"/>
             <w:noProof/>
           </w:rPr>
-          <w:t>Listing Błąd: nie znaleziono źródła odwołania.4 Kod generate</w:t>
+          <w:t>Listing 2.4 Kod generate</w:t>
         </w:r>
         <w:r>
           <w:rPr>
@@ -22947,7 +22954,7 @@
           <w:rPr>
             <w:noProof/>
           </w:rPr>
-          <w:instrText xml:space="preserve"> PAGEREF _Toc232609740 \h </w:instrText>
+          <w:instrText xml:space="preserve"> PAGEREF _Toc232610179 \h </w:instrText>
         </w:r>
         <w:r>
           <w:rPr>
@@ -22986,14 +22993,14 @@
           <w:lang w:eastAsia="pl-PL"/>
         </w:rPr>
       </w:pPr>
-      <w:hyperlink w:anchor="_Toc232609741" w:history="1">
+      <w:hyperlink w:anchor="_Toc232610180" w:history="1">
         <w:r>
           <w:rPr>
             <w:rStyle w:val="Hipercze"/>
             <w:rFonts w:ascii="Times New Roman" w:hAnsi="Times New Roman" w:cs="Times New Roman"/>
             <w:noProof/>
           </w:rPr>
-          <w:t>Listing Błąd: nie znaleziono źródła odwołania.5 Kod setType</w:t>
+          <w:t>Listing 2.5 Kod setType</w:t>
         </w:r>
         <w:r>
           <w:rPr>
@@ -23011,7 +23018,7 @@
           <w:rPr>
             <w:noProof/>
           </w:rPr>
-          <w:instrText xml:space="preserve"> PAGEREF _Toc232609741 \h </w:instrText>
+          <w:instrText xml:space="preserve"> PAGEREF _Toc232610180 \h </w:instrText>
         </w:r>
         <w:r>
           <w:rPr>
@@ -23050,14 +23057,14 @@
           <w:lang w:eastAsia="pl-PL"/>
         </w:rPr>
       </w:pPr>
-      <w:hyperlink w:anchor="_Toc232609742" w:history="1">
+      <w:hyperlink w:anchor="_Toc232610181" w:history="1">
         <w:r>
           <w:rPr>
             <w:rStyle w:val="Hipercze"/>
             <w:rFonts w:ascii="Times New Roman" w:hAnsi="Times New Roman" w:cs="Times New Roman"/>
             <w:noProof/>
           </w:rPr>
-          <w:t>Listing Błąd: nie znaleziono źródła odwołania.6 Kod setTypeObject</w:t>
+          <w:t>Listing 2.6 Kod setTypeObject</w:t>
         </w:r>
         <w:r>
           <w:rPr>
@@ -23075,7 +23082,7 @@
           <w:rPr>
             <w:noProof/>
           </w:rPr>
-          <w:instrText xml:space="preserve"> PAGEREF _Toc232609742 \h </w:instrText>
+          <w:instrText xml:space="preserve"> PAGEREF _Toc232610181 \h </w:instrText>
         </w:r>
         <w:r>
           <w:rPr>
@@ -23114,14 +23121,14 @@
           <w:lang w:eastAsia="pl-PL"/>
         </w:rPr>
       </w:pPr>
-      <w:hyperlink w:anchor="_Toc232609743" w:history="1">
+      <w:hyperlink w:anchor="_Toc232610182" w:history="1">
         <w:r>
           <w:rPr>
             <w:rStyle w:val="Hipercze"/>
             <w:rFonts w:ascii="Times New Roman" w:hAnsi="Times New Roman" w:cs="Times New Roman"/>
             <w:noProof/>
           </w:rPr>
-          <w:t>Listing Błąd: nie znaleziono źródła odwołania.7 Kod validate</w:t>
+          <w:t>Listing 2.7 Kod validate</w:t>
         </w:r>
         <w:r>
           <w:rPr>
@@ -23139,7 +23146,7 @@
           <w:rPr>
             <w:noProof/>
           </w:rPr>
-          <w:instrText xml:space="preserve"> PAGEREF _Toc232609743 \h </w:instrText>
+          <w:instrText xml:space="preserve"> PAGEREF _Toc232610182 \h </w:instrText>
         </w:r>
         <w:r>
           <w:rPr>
@@ -23178,14 +23185,14 @@
           <w:lang w:eastAsia="pl-PL"/>
         </w:rPr>
       </w:pPr>
-      <w:hyperlink w:anchor="_Toc232609744" w:history="1">
+      <w:hyperlink w:anchor="_Toc232610183" w:history="1">
         <w:r>
           <w:rPr>
             <w:rStyle w:val="Hipercze"/>
             <w:rFonts w:ascii="Times New Roman" w:hAnsi="Times New Roman" w:cs="Times New Roman"/>
             <w:noProof/>
           </w:rPr>
-          <w:t>Listing Błąd: nie znaleziono źródła odwołania.8 Fragment I kodu metody validateNode</w:t>
+          <w:t>Listing 2.8 Fragment I kodu metody validateNode</w:t>
         </w:r>
         <w:r>
           <w:rPr>
@@ -23203,7 +23210,7 @@
           <w:rPr>
             <w:noProof/>
           </w:rPr>
-          <w:instrText xml:space="preserve"> PAGEREF _Toc232609744 \h </w:instrText>
+          <w:instrText xml:space="preserve"> PAGEREF _Toc232610183 \h </w:instrText>
         </w:r>
         <w:r>
           <w:rPr>
@@ -23242,14 +23249,14 @@
           <w:lang w:eastAsia="pl-PL"/>
         </w:rPr>
       </w:pPr>
-      <w:hyperlink w:anchor="_Toc232609745" w:history="1">
+      <w:hyperlink w:anchor="_Toc232610184" w:history="1">
         <w:r>
           <w:rPr>
             <w:rStyle w:val="Hipercze"/>
             <w:rFonts w:ascii="Times New Roman" w:hAnsi="Times New Roman" w:cs="Times New Roman"/>
             <w:noProof/>
           </w:rPr>
-          <w:t>Listing Błąd: nie znaleziono źródła odwołania.9 Fragment II kodu metody validateNode</w:t>
+          <w:t>Listing 2.9 Fragment II kodu metody validateNode</w:t>
         </w:r>
         <w:r>
           <w:rPr>
@@ -23267,7 +23274,7 @@
           <w:rPr>
             <w:noProof/>
           </w:rPr>
-          <w:instrText xml:space="preserve"> PAGEREF _Toc232609745 \h </w:instrText>
+          <w:instrText xml:space="preserve"> PAGEREF _Toc232610184 \h </w:instrText>
         </w:r>
         <w:r>
           <w:rPr>

--- a/docs/Dokumentacja.docx
+++ b/docs/Dokumentacja.docx
@@ -60,7 +60,7 @@
                     </pic:cNvPicPr>
                   </pic:nvPicPr>
                   <pic:blipFill>
-                    <a:blip r:embed="rId6"/>
+                    <a:blip r:embed="rId8"/>
                     <a:stretch>
                       <a:fillRect/>
                     </a:stretch>
@@ -3401,7 +3401,7 @@
                     </pic:cNvPicPr>
                   </pic:nvPicPr>
                   <pic:blipFill>
-                    <a:blip r:embed="rId7"/>
+                    <a:blip r:embed="rId9"/>
                     <a:stretch>
                       <a:fillRect/>
                     </a:stretch>
@@ -3645,7 +3645,7 @@
                     </pic:cNvPicPr>
                   </pic:nvPicPr>
                   <pic:blipFill>
-                    <a:blip r:embed="rId8"/>
+                    <a:blip r:embed="rId10"/>
                     <a:stretch>
                       <a:fillRect/>
                     </a:stretch>
@@ -6860,16 +6860,7 @@
           <w:sz w:val="18"/>
           <w:szCs w:val="18"/>
         </w:rPr>
-        <w:t xml:space="preserve"> </w:t>
-      </w:r>
-      <w:r>
-        <w:rPr>
-          <w:rFonts w:ascii="Times New Roman" w:hAnsi="Times New Roman" w:cs="Times New Roman"/>
-          <w:color w:val="000000" w:themeColor="text1"/>
-          <w:sz w:val="18"/>
-          <w:szCs w:val="18"/>
-        </w:rPr>
-        <w:t xml:space="preserve">Kod </w:t>
+        <w:t xml:space="preserve"> Kod </w:t>
       </w:r>
       <w:proofErr w:type="spellStart"/>
       <w:r>
@@ -21271,7 +21262,7 @@
                     <pic:cNvPicPr/>
                   </pic:nvPicPr>
                   <pic:blipFill>
-                    <a:blip r:embed="rId9"/>
+                    <a:blip r:embed="rId11"/>
                     <a:stretch>
                       <a:fillRect/>
                     </a:stretch>
@@ -21494,424 +21485,6 @@
                 <pic:pic xmlns:pic="http://schemas.openxmlformats.org/drawingml/2006/picture">
                   <pic:nvPicPr>
                     <pic:cNvPr id="468315952" name=""/>
-                    <pic:cNvPicPr/>
-                  </pic:nvPicPr>
-                  <pic:blipFill>
-                    <a:blip r:embed="rId10"/>
-                    <a:stretch>
-                      <a:fillRect/>
-                    </a:stretch>
-                  </pic:blipFill>
-                  <pic:spPr>
-                    <a:xfrm>
-                      <a:off x="0" y="0"/>
-                      <a:ext cx="5760720" cy="3354070"/>
-                    </a:xfrm>
-                    <a:prstGeom prst="rect">
-                      <a:avLst/>
-                    </a:prstGeom>
-                  </pic:spPr>
-                </pic:pic>
-              </a:graphicData>
-            </a:graphic>
-          </wp:inline>
-        </w:drawing>
-      </w:r>
-    </w:p>
-    <w:p>
-      <w:pPr>
-        <w:pStyle w:val="Legenda"/>
-        <w:jc w:val="center"/>
-        <w:rPr>
-          <w:rFonts w:ascii="Times New Roman" w:hAnsi="Times New Roman" w:cs="Times New Roman"/>
-          <w:sz w:val="18"/>
-          <w:szCs w:val="18"/>
-        </w:rPr>
-      </w:pPr>
-      <w:bookmarkStart w:id="33" w:name="_Toc232609749"/>
-      <w:r>
-        <w:rPr>
-          <w:rFonts w:ascii="Times New Roman" w:hAnsi="Times New Roman" w:cs="Times New Roman"/>
-          <w:sz w:val="18"/>
-          <w:szCs w:val="18"/>
-        </w:rPr>
-        <w:t xml:space="preserve">Rysunek </w:t>
-      </w:r>
-      <w:r>
-        <w:rPr>
-          <w:rFonts w:ascii="Times New Roman" w:hAnsi="Times New Roman" w:cs="Times New Roman"/>
-          <w:sz w:val="18"/>
-          <w:szCs w:val="18"/>
-        </w:rPr>
-        <w:fldChar w:fldCharType="begin"/>
-      </w:r>
-      <w:r>
-        <w:rPr>
-          <w:rFonts w:ascii="Times New Roman" w:hAnsi="Times New Roman" w:cs="Times New Roman"/>
-          <w:sz w:val="18"/>
-          <w:szCs w:val="18"/>
-        </w:rPr>
-        <w:instrText xml:space="preserve"> STYLEREF 1 \s </w:instrText>
-      </w:r>
-      <w:r>
-        <w:rPr>
-          <w:rFonts w:ascii="Times New Roman" w:hAnsi="Times New Roman" w:cs="Times New Roman"/>
-          <w:sz w:val="18"/>
-          <w:szCs w:val="18"/>
-        </w:rPr>
-        <w:fldChar w:fldCharType="separate"/>
-      </w:r>
-      <w:r>
-        <w:rPr>
-          <w:rFonts w:ascii="Times New Roman" w:hAnsi="Times New Roman" w:cs="Times New Roman"/>
-          <w:noProof/>
-          <w:sz w:val="18"/>
-          <w:szCs w:val="18"/>
-        </w:rPr>
-        <w:t>3</w:t>
-      </w:r>
-      <w:r>
-        <w:rPr>
-          <w:rFonts w:ascii="Times New Roman" w:hAnsi="Times New Roman" w:cs="Times New Roman"/>
-          <w:sz w:val="18"/>
-          <w:szCs w:val="18"/>
-        </w:rPr>
-        <w:fldChar w:fldCharType="end"/>
-      </w:r>
-      <w:r>
-        <w:rPr>
-          <w:rFonts w:ascii="Times New Roman" w:hAnsi="Times New Roman" w:cs="Times New Roman"/>
-          <w:sz w:val="18"/>
-          <w:szCs w:val="18"/>
-        </w:rPr>
-        <w:t>.</w:t>
-      </w:r>
-      <w:r>
-        <w:rPr>
-          <w:rFonts w:ascii="Times New Roman" w:hAnsi="Times New Roman" w:cs="Times New Roman"/>
-          <w:sz w:val="18"/>
-          <w:szCs w:val="18"/>
-        </w:rPr>
-        <w:fldChar w:fldCharType="begin"/>
-      </w:r>
-      <w:r>
-        <w:rPr>
-          <w:rFonts w:ascii="Times New Roman" w:hAnsi="Times New Roman" w:cs="Times New Roman"/>
-          <w:sz w:val="18"/>
-          <w:szCs w:val="18"/>
-        </w:rPr>
-        <w:instrText xml:space="preserve"> SEQ Rysunek \* ARABIC \s 1 </w:instrText>
-      </w:r>
-      <w:r>
-        <w:rPr>
-          <w:rFonts w:ascii="Times New Roman" w:hAnsi="Times New Roman" w:cs="Times New Roman"/>
-          <w:sz w:val="18"/>
-          <w:szCs w:val="18"/>
-        </w:rPr>
-        <w:fldChar w:fldCharType="separate"/>
-      </w:r>
-      <w:r>
-        <w:rPr>
-          <w:rFonts w:ascii="Times New Roman" w:hAnsi="Times New Roman" w:cs="Times New Roman"/>
-          <w:noProof/>
-          <w:sz w:val="18"/>
-          <w:szCs w:val="18"/>
-        </w:rPr>
-        <w:t>2</w:t>
-      </w:r>
-      <w:r>
-        <w:rPr>
-          <w:rFonts w:ascii="Times New Roman" w:hAnsi="Times New Roman" w:cs="Times New Roman"/>
-          <w:sz w:val="18"/>
-          <w:szCs w:val="18"/>
-        </w:rPr>
-        <w:fldChar w:fldCharType="end"/>
-      </w:r>
-      <w:r>
-        <w:rPr>
-          <w:rFonts w:ascii="Times New Roman" w:hAnsi="Times New Roman" w:cs="Times New Roman"/>
-          <w:sz w:val="18"/>
-          <w:szCs w:val="18"/>
-        </w:rPr>
-        <w:t xml:space="preserve"> </w:t>
-      </w:r>
-      <w:r>
-        <w:rPr>
-          <w:rFonts w:ascii="Times New Roman" w:hAnsi="Times New Roman" w:cs="Times New Roman"/>
-          <w:sz w:val="18"/>
-          <w:szCs w:val="18"/>
-        </w:rPr>
-        <w:t>Okno</w:t>
-      </w:r>
-      <w:r>
-        <w:rPr>
-          <w:rFonts w:ascii="Times New Roman" w:hAnsi="Times New Roman" w:cs="Times New Roman"/>
-          <w:sz w:val="18"/>
-          <w:szCs w:val="18"/>
-        </w:rPr>
-        <w:t xml:space="preserve"> po załadowaniu JSON i wygenerowaniu schematu</w:t>
-      </w:r>
-      <w:bookmarkEnd w:id="33"/>
-    </w:p>
-    <w:p>
-      <w:pPr>
-        <w:rPr>
-          <w:rFonts w:ascii="Times New Roman" w:hAnsi="Times New Roman"/>
-        </w:rPr>
-      </w:pPr>
-      <w:r>
-        <w:rPr>
-          <w:rFonts w:ascii="Times New Roman" w:hAnsi="Times New Roman"/>
-          <w:b/>
-          <w:bCs/>
-        </w:rPr>
-        <w:t>Generowanie schematu.</w:t>
-      </w:r>
-      <w:r>
-        <w:rPr>
-          <w:rFonts w:ascii="Times New Roman" w:hAnsi="Times New Roman"/>
-        </w:rPr>
-        <w:t xml:space="preserve"> Po wczytaniu pliku dostępne stają się przyciski generowania schematu. Przycisk „Generuj schemat” tworzy schemat na podstawie pojedynczego dokumentu. Przycisk „Generuj dla wielu” przeznaczony jest dla plików zawierających tablicę dokumentów - na ich podstawie powstaje wspólny schemat, w którym dodatkowo wyznaczana jest lista pól wymaganych. Wygenerowany schemat zostaje wyświetlony zarówno w postaci sformatowanego tekstu w prawej kolumnie okna, jak i w postaci drzewa w zakładce „Schemat”.</w:t>
-      </w:r>
-    </w:p>
-    <w:p>
-      <w:pPr>
-        <w:keepNext/>
-        <w:jc w:val="center"/>
-      </w:pPr>
-      <w:r>
-        <w:rPr>
-          <w:rFonts w:ascii="Times New Roman" w:hAnsi="Times New Roman"/>
-          <w:noProof/>
-        </w:rPr>
-        <w:lastRenderedPageBreak/>
-        <w:drawing>
-          <wp:inline distT="0" distB="0" distL="0" distR="0" wp14:anchorId="59960BCC" wp14:editId="39CBC2B3">
-            <wp:extent cx="3668838" cy="4374942"/>
-            <wp:effectExtent l="0" t="0" r="8255" b="6985"/>
-            <wp:docPr id="247357375" name="Obraz 1"/>
-            <wp:cNvGraphicFramePr>
-              <a:graphicFrameLocks xmlns:a="http://schemas.openxmlformats.org/drawingml/2006/main" noChangeAspect="1"/>
-            </wp:cNvGraphicFramePr>
-            <a:graphic xmlns:a="http://schemas.openxmlformats.org/drawingml/2006/main">
-              <a:graphicData uri="http://schemas.openxmlformats.org/drawingml/2006/picture">
-                <pic:pic xmlns:pic="http://schemas.openxmlformats.org/drawingml/2006/picture">
-                  <pic:nvPicPr>
-                    <pic:cNvPr id="247357375" name=""/>
-                    <pic:cNvPicPr/>
-                  </pic:nvPicPr>
-                  <pic:blipFill>
-                    <a:blip r:embed="rId11"/>
-                    <a:stretch>
-                      <a:fillRect/>
-                    </a:stretch>
-                  </pic:blipFill>
-                  <pic:spPr>
-                    <a:xfrm>
-                      <a:off x="0" y="0"/>
-                      <a:ext cx="3671034" cy="4377561"/>
-                    </a:xfrm>
-                    <a:prstGeom prst="rect">
-                      <a:avLst/>
-                    </a:prstGeom>
-                  </pic:spPr>
-                </pic:pic>
-              </a:graphicData>
-            </a:graphic>
-          </wp:inline>
-        </w:drawing>
-      </w:r>
-    </w:p>
-    <w:p>
-      <w:pPr>
-        <w:pStyle w:val="Legenda"/>
-        <w:jc w:val="center"/>
-        <w:rPr>
-          <w:rFonts w:ascii="Times New Roman" w:hAnsi="Times New Roman" w:cs="Times New Roman"/>
-          <w:sz w:val="18"/>
-          <w:szCs w:val="18"/>
-        </w:rPr>
-      </w:pPr>
-      <w:bookmarkStart w:id="34" w:name="_Toc232609750"/>
-      <w:r>
-        <w:rPr>
-          <w:rFonts w:ascii="Times New Roman" w:hAnsi="Times New Roman" w:cs="Times New Roman"/>
-          <w:sz w:val="18"/>
-          <w:szCs w:val="18"/>
-        </w:rPr>
-        <w:t xml:space="preserve">Rysunek </w:t>
-      </w:r>
-      <w:r>
-        <w:rPr>
-          <w:rFonts w:ascii="Times New Roman" w:hAnsi="Times New Roman" w:cs="Times New Roman"/>
-          <w:sz w:val="18"/>
-          <w:szCs w:val="18"/>
-        </w:rPr>
-        <w:fldChar w:fldCharType="begin"/>
-      </w:r>
-      <w:r>
-        <w:rPr>
-          <w:rFonts w:ascii="Times New Roman" w:hAnsi="Times New Roman" w:cs="Times New Roman"/>
-          <w:sz w:val="18"/>
-          <w:szCs w:val="18"/>
-        </w:rPr>
-        <w:instrText xml:space="preserve"> STYLEREF 1 \s </w:instrText>
-      </w:r>
-      <w:r>
-        <w:rPr>
-          <w:rFonts w:ascii="Times New Roman" w:hAnsi="Times New Roman" w:cs="Times New Roman"/>
-          <w:sz w:val="18"/>
-          <w:szCs w:val="18"/>
-        </w:rPr>
-        <w:fldChar w:fldCharType="separate"/>
-      </w:r>
-      <w:r>
-        <w:rPr>
-          <w:rFonts w:ascii="Times New Roman" w:hAnsi="Times New Roman" w:cs="Times New Roman"/>
-          <w:noProof/>
-          <w:sz w:val="18"/>
-          <w:szCs w:val="18"/>
-        </w:rPr>
-        <w:t>3</w:t>
-      </w:r>
-      <w:r>
-        <w:rPr>
-          <w:rFonts w:ascii="Times New Roman" w:hAnsi="Times New Roman" w:cs="Times New Roman"/>
-          <w:sz w:val="18"/>
-          <w:szCs w:val="18"/>
-        </w:rPr>
-        <w:fldChar w:fldCharType="end"/>
-      </w:r>
-      <w:r>
-        <w:rPr>
-          <w:rFonts w:ascii="Times New Roman" w:hAnsi="Times New Roman" w:cs="Times New Roman"/>
-          <w:sz w:val="18"/>
-          <w:szCs w:val="18"/>
-        </w:rPr>
-        <w:t>.</w:t>
-      </w:r>
-      <w:r>
-        <w:rPr>
-          <w:rFonts w:ascii="Times New Roman" w:hAnsi="Times New Roman" w:cs="Times New Roman"/>
-          <w:sz w:val="18"/>
-          <w:szCs w:val="18"/>
-        </w:rPr>
-        <w:fldChar w:fldCharType="begin"/>
-      </w:r>
-      <w:r>
-        <w:rPr>
-          <w:rFonts w:ascii="Times New Roman" w:hAnsi="Times New Roman" w:cs="Times New Roman"/>
-          <w:sz w:val="18"/>
-          <w:szCs w:val="18"/>
-        </w:rPr>
-        <w:instrText xml:space="preserve"> SEQ Rysunek \* ARABIC \s 1 </w:instrText>
-      </w:r>
-      <w:r>
-        <w:rPr>
-          <w:rFonts w:ascii="Times New Roman" w:hAnsi="Times New Roman" w:cs="Times New Roman"/>
-          <w:sz w:val="18"/>
-          <w:szCs w:val="18"/>
-        </w:rPr>
-        <w:fldChar w:fldCharType="separate"/>
-      </w:r>
-      <w:r>
-        <w:rPr>
-          <w:rFonts w:ascii="Times New Roman" w:hAnsi="Times New Roman" w:cs="Times New Roman"/>
-          <w:noProof/>
-          <w:sz w:val="18"/>
-          <w:szCs w:val="18"/>
-        </w:rPr>
-        <w:t>3</w:t>
-      </w:r>
-      <w:r>
-        <w:rPr>
-          <w:rFonts w:ascii="Times New Roman" w:hAnsi="Times New Roman" w:cs="Times New Roman"/>
-          <w:sz w:val="18"/>
-          <w:szCs w:val="18"/>
-        </w:rPr>
-        <w:fldChar w:fldCharType="end"/>
-      </w:r>
-      <w:r>
-        <w:rPr>
-          <w:rFonts w:ascii="Times New Roman" w:hAnsi="Times New Roman" w:cs="Times New Roman"/>
-          <w:sz w:val="18"/>
-          <w:szCs w:val="18"/>
-        </w:rPr>
-        <w:t xml:space="preserve"> Okno edycji</w:t>
-      </w:r>
-      <w:bookmarkEnd w:id="34"/>
-    </w:p>
-    <w:p>
-      <w:pPr>
-        <w:rPr>
-          <w:rFonts w:ascii="Times New Roman" w:hAnsi="Times New Roman"/>
-        </w:rPr>
-      </w:pPr>
-      <w:r>
-        <w:rPr>
-          <w:rFonts w:ascii="Times New Roman" w:hAnsi="Times New Roman"/>
-          <w:b/>
-          <w:bCs/>
-        </w:rPr>
-        <w:t>Edycja schematu.</w:t>
-      </w:r>
-      <w:r>
-        <w:rPr>
-          <w:rFonts w:ascii="Times New Roman" w:hAnsi="Times New Roman"/>
-        </w:rPr>
-        <w:t xml:space="preserve"> Przycisk „Edytuj schemat” otwiera dodatkowe okno pozwalające oznaczyć, które pola mają być wymagane. Pola prezentowane są w postaci listy pól wyboru odwzorowującej strukturę schematu, z uwzględnieniem zagnieżdżonych obiektów oraz elementów tablic. Po zatwierdzeniu zmian przyciskiem „Zastosuj zmiany” schemat zostaje zaktualizowany o właściwość </w:t>
-      </w:r>
-      <w:proofErr w:type="spellStart"/>
-      <w:r>
-        <w:rPr>
-          <w:rFonts w:ascii="Times New Roman" w:hAnsi="Times New Roman"/>
-        </w:rPr>
-        <w:t>required</w:t>
-      </w:r>
-      <w:proofErr w:type="spellEnd"/>
-      <w:r>
-        <w:rPr>
-          <w:rFonts w:ascii="Times New Roman" w:hAnsi="Times New Roman"/>
-        </w:rPr>
-        <w:t>, a zmodyfikowana wersja jest widoczna w oknie głównym.</w:t>
-      </w:r>
-    </w:p>
-    <w:p>
-      <w:pPr>
-        <w:spacing w:after="0" w:line="240" w:lineRule="auto"/>
-        <w:rPr>
-          <w:rFonts w:ascii="Times New Roman" w:hAnsi="Times New Roman"/>
-        </w:rPr>
-      </w:pPr>
-      <w:r>
-        <w:rPr>
-          <w:rFonts w:ascii="Times New Roman" w:hAnsi="Times New Roman"/>
-        </w:rPr>
-        <w:br w:type="page"/>
-      </w:r>
-    </w:p>
-    <w:p>
-      <w:pPr>
-        <w:keepNext/>
-      </w:pPr>
-      <w:r>
-        <w:rPr>
-          <w:noProof/>
-        </w:rPr>
-        <w:lastRenderedPageBreak/>
-        <w:drawing>
-          <wp:inline distT="0" distB="0" distL="0" distR="0" wp14:anchorId="61900B45" wp14:editId="32671CD7">
-            <wp:extent cx="5760720" cy="3354070"/>
-            <wp:effectExtent l="0" t="0" r="0" b="0"/>
-            <wp:docPr id="1799036886" name="Obraz 1"/>
-            <wp:cNvGraphicFramePr>
-              <a:graphicFrameLocks xmlns:a="http://schemas.openxmlformats.org/drawingml/2006/main" noChangeAspect="1"/>
-            </wp:cNvGraphicFramePr>
-            <a:graphic xmlns:a="http://schemas.openxmlformats.org/drawingml/2006/main">
-              <a:graphicData uri="http://schemas.openxmlformats.org/drawingml/2006/picture">
-                <pic:pic xmlns:pic="http://schemas.openxmlformats.org/drawingml/2006/picture">
-                  <pic:nvPicPr>
-                    <pic:cNvPr id="1799036886" name=""/>
                     <pic:cNvPicPr/>
                   </pic:nvPicPr>
                   <pic:blipFill>
@@ -21946,6 +21519,424 @@
           <w:szCs w:val="18"/>
         </w:rPr>
       </w:pPr>
+      <w:bookmarkStart w:id="33" w:name="_Toc232609749"/>
+      <w:r>
+        <w:rPr>
+          <w:rFonts w:ascii="Times New Roman" w:hAnsi="Times New Roman" w:cs="Times New Roman"/>
+          <w:sz w:val="18"/>
+          <w:szCs w:val="18"/>
+        </w:rPr>
+        <w:t xml:space="preserve">Rysunek </w:t>
+      </w:r>
+      <w:r>
+        <w:rPr>
+          <w:rFonts w:ascii="Times New Roman" w:hAnsi="Times New Roman" w:cs="Times New Roman"/>
+          <w:sz w:val="18"/>
+          <w:szCs w:val="18"/>
+        </w:rPr>
+        <w:fldChar w:fldCharType="begin"/>
+      </w:r>
+      <w:r>
+        <w:rPr>
+          <w:rFonts w:ascii="Times New Roman" w:hAnsi="Times New Roman" w:cs="Times New Roman"/>
+          <w:sz w:val="18"/>
+          <w:szCs w:val="18"/>
+        </w:rPr>
+        <w:instrText xml:space="preserve"> STYLEREF 1 \s </w:instrText>
+      </w:r>
+      <w:r>
+        <w:rPr>
+          <w:rFonts w:ascii="Times New Roman" w:hAnsi="Times New Roman" w:cs="Times New Roman"/>
+          <w:sz w:val="18"/>
+          <w:szCs w:val="18"/>
+        </w:rPr>
+        <w:fldChar w:fldCharType="separate"/>
+      </w:r>
+      <w:r>
+        <w:rPr>
+          <w:rFonts w:ascii="Times New Roman" w:hAnsi="Times New Roman" w:cs="Times New Roman"/>
+          <w:noProof/>
+          <w:sz w:val="18"/>
+          <w:szCs w:val="18"/>
+        </w:rPr>
+        <w:t>3</w:t>
+      </w:r>
+      <w:r>
+        <w:rPr>
+          <w:rFonts w:ascii="Times New Roman" w:hAnsi="Times New Roman" w:cs="Times New Roman"/>
+          <w:sz w:val="18"/>
+          <w:szCs w:val="18"/>
+        </w:rPr>
+        <w:fldChar w:fldCharType="end"/>
+      </w:r>
+      <w:r>
+        <w:rPr>
+          <w:rFonts w:ascii="Times New Roman" w:hAnsi="Times New Roman" w:cs="Times New Roman"/>
+          <w:sz w:val="18"/>
+          <w:szCs w:val="18"/>
+        </w:rPr>
+        <w:t>.</w:t>
+      </w:r>
+      <w:r>
+        <w:rPr>
+          <w:rFonts w:ascii="Times New Roman" w:hAnsi="Times New Roman" w:cs="Times New Roman"/>
+          <w:sz w:val="18"/>
+          <w:szCs w:val="18"/>
+        </w:rPr>
+        <w:fldChar w:fldCharType="begin"/>
+      </w:r>
+      <w:r>
+        <w:rPr>
+          <w:rFonts w:ascii="Times New Roman" w:hAnsi="Times New Roman" w:cs="Times New Roman"/>
+          <w:sz w:val="18"/>
+          <w:szCs w:val="18"/>
+        </w:rPr>
+        <w:instrText xml:space="preserve"> SEQ Rysunek \* ARABIC \s 1 </w:instrText>
+      </w:r>
+      <w:r>
+        <w:rPr>
+          <w:rFonts w:ascii="Times New Roman" w:hAnsi="Times New Roman" w:cs="Times New Roman"/>
+          <w:sz w:val="18"/>
+          <w:szCs w:val="18"/>
+        </w:rPr>
+        <w:fldChar w:fldCharType="separate"/>
+      </w:r>
+      <w:r>
+        <w:rPr>
+          <w:rFonts w:ascii="Times New Roman" w:hAnsi="Times New Roman" w:cs="Times New Roman"/>
+          <w:noProof/>
+          <w:sz w:val="18"/>
+          <w:szCs w:val="18"/>
+        </w:rPr>
+        <w:t>2</w:t>
+      </w:r>
+      <w:r>
+        <w:rPr>
+          <w:rFonts w:ascii="Times New Roman" w:hAnsi="Times New Roman" w:cs="Times New Roman"/>
+          <w:sz w:val="18"/>
+          <w:szCs w:val="18"/>
+        </w:rPr>
+        <w:fldChar w:fldCharType="end"/>
+      </w:r>
+      <w:r>
+        <w:rPr>
+          <w:rFonts w:ascii="Times New Roman" w:hAnsi="Times New Roman" w:cs="Times New Roman"/>
+          <w:sz w:val="18"/>
+          <w:szCs w:val="18"/>
+        </w:rPr>
+        <w:t xml:space="preserve"> </w:t>
+      </w:r>
+      <w:r>
+        <w:rPr>
+          <w:rFonts w:ascii="Times New Roman" w:hAnsi="Times New Roman" w:cs="Times New Roman"/>
+          <w:sz w:val="18"/>
+          <w:szCs w:val="18"/>
+        </w:rPr>
+        <w:t>Okno</w:t>
+      </w:r>
+      <w:r>
+        <w:rPr>
+          <w:rFonts w:ascii="Times New Roman" w:hAnsi="Times New Roman" w:cs="Times New Roman"/>
+          <w:sz w:val="18"/>
+          <w:szCs w:val="18"/>
+        </w:rPr>
+        <w:t xml:space="preserve"> po załadowaniu JSON i wygenerowaniu schematu</w:t>
+      </w:r>
+      <w:bookmarkEnd w:id="33"/>
+    </w:p>
+    <w:p>
+      <w:pPr>
+        <w:rPr>
+          <w:rFonts w:ascii="Times New Roman" w:hAnsi="Times New Roman"/>
+        </w:rPr>
+      </w:pPr>
+      <w:r>
+        <w:rPr>
+          <w:rFonts w:ascii="Times New Roman" w:hAnsi="Times New Roman"/>
+          <w:b/>
+          <w:bCs/>
+        </w:rPr>
+        <w:t>Generowanie schematu.</w:t>
+      </w:r>
+      <w:r>
+        <w:rPr>
+          <w:rFonts w:ascii="Times New Roman" w:hAnsi="Times New Roman"/>
+        </w:rPr>
+        <w:t xml:space="preserve"> Po wczytaniu pliku dostępne stają się przyciski generowania schematu. Przycisk „Generuj schemat” tworzy schemat na podstawie pojedynczego dokumentu. Przycisk „Generuj dla wielu” przeznaczony jest dla plików zawierających tablicę dokumentów - na ich podstawie powstaje wspólny schemat, w którym dodatkowo wyznaczana jest lista pól wymaganych. Wygenerowany schemat zostaje wyświetlony zarówno w postaci sformatowanego tekstu w prawej kolumnie okna, jak i w postaci drzewa w zakładce „Schemat”.</w:t>
+      </w:r>
+    </w:p>
+    <w:p>
+      <w:pPr>
+        <w:keepNext/>
+        <w:jc w:val="center"/>
+      </w:pPr>
+      <w:r>
+        <w:rPr>
+          <w:rFonts w:ascii="Times New Roman" w:hAnsi="Times New Roman"/>
+          <w:noProof/>
+        </w:rPr>
+        <w:lastRenderedPageBreak/>
+        <w:drawing>
+          <wp:inline distT="0" distB="0" distL="0" distR="0" wp14:anchorId="59960BCC" wp14:editId="39CBC2B3">
+            <wp:extent cx="3668838" cy="4374942"/>
+            <wp:effectExtent l="0" t="0" r="8255" b="6985"/>
+            <wp:docPr id="247357375" name="Obraz 1"/>
+            <wp:cNvGraphicFramePr>
+              <a:graphicFrameLocks xmlns:a="http://schemas.openxmlformats.org/drawingml/2006/main" noChangeAspect="1"/>
+            </wp:cNvGraphicFramePr>
+            <a:graphic xmlns:a="http://schemas.openxmlformats.org/drawingml/2006/main">
+              <a:graphicData uri="http://schemas.openxmlformats.org/drawingml/2006/picture">
+                <pic:pic xmlns:pic="http://schemas.openxmlformats.org/drawingml/2006/picture">
+                  <pic:nvPicPr>
+                    <pic:cNvPr id="247357375" name=""/>
+                    <pic:cNvPicPr/>
+                  </pic:nvPicPr>
+                  <pic:blipFill>
+                    <a:blip r:embed="rId13"/>
+                    <a:stretch>
+                      <a:fillRect/>
+                    </a:stretch>
+                  </pic:blipFill>
+                  <pic:spPr>
+                    <a:xfrm>
+                      <a:off x="0" y="0"/>
+                      <a:ext cx="3671034" cy="4377561"/>
+                    </a:xfrm>
+                    <a:prstGeom prst="rect">
+                      <a:avLst/>
+                    </a:prstGeom>
+                  </pic:spPr>
+                </pic:pic>
+              </a:graphicData>
+            </a:graphic>
+          </wp:inline>
+        </w:drawing>
+      </w:r>
+    </w:p>
+    <w:p>
+      <w:pPr>
+        <w:pStyle w:val="Legenda"/>
+        <w:jc w:val="center"/>
+        <w:rPr>
+          <w:rFonts w:ascii="Times New Roman" w:hAnsi="Times New Roman" w:cs="Times New Roman"/>
+          <w:sz w:val="18"/>
+          <w:szCs w:val="18"/>
+        </w:rPr>
+      </w:pPr>
+      <w:bookmarkStart w:id="34" w:name="_Toc232609750"/>
+      <w:r>
+        <w:rPr>
+          <w:rFonts w:ascii="Times New Roman" w:hAnsi="Times New Roman" w:cs="Times New Roman"/>
+          <w:sz w:val="18"/>
+          <w:szCs w:val="18"/>
+        </w:rPr>
+        <w:t xml:space="preserve">Rysunek </w:t>
+      </w:r>
+      <w:r>
+        <w:rPr>
+          <w:rFonts w:ascii="Times New Roman" w:hAnsi="Times New Roman" w:cs="Times New Roman"/>
+          <w:sz w:val="18"/>
+          <w:szCs w:val="18"/>
+        </w:rPr>
+        <w:fldChar w:fldCharType="begin"/>
+      </w:r>
+      <w:r>
+        <w:rPr>
+          <w:rFonts w:ascii="Times New Roman" w:hAnsi="Times New Roman" w:cs="Times New Roman"/>
+          <w:sz w:val="18"/>
+          <w:szCs w:val="18"/>
+        </w:rPr>
+        <w:instrText xml:space="preserve"> STYLEREF 1 \s </w:instrText>
+      </w:r>
+      <w:r>
+        <w:rPr>
+          <w:rFonts w:ascii="Times New Roman" w:hAnsi="Times New Roman" w:cs="Times New Roman"/>
+          <w:sz w:val="18"/>
+          <w:szCs w:val="18"/>
+        </w:rPr>
+        <w:fldChar w:fldCharType="separate"/>
+      </w:r>
+      <w:r>
+        <w:rPr>
+          <w:rFonts w:ascii="Times New Roman" w:hAnsi="Times New Roman" w:cs="Times New Roman"/>
+          <w:noProof/>
+          <w:sz w:val="18"/>
+          <w:szCs w:val="18"/>
+        </w:rPr>
+        <w:t>3</w:t>
+      </w:r>
+      <w:r>
+        <w:rPr>
+          <w:rFonts w:ascii="Times New Roman" w:hAnsi="Times New Roman" w:cs="Times New Roman"/>
+          <w:sz w:val="18"/>
+          <w:szCs w:val="18"/>
+        </w:rPr>
+        <w:fldChar w:fldCharType="end"/>
+      </w:r>
+      <w:r>
+        <w:rPr>
+          <w:rFonts w:ascii="Times New Roman" w:hAnsi="Times New Roman" w:cs="Times New Roman"/>
+          <w:sz w:val="18"/>
+          <w:szCs w:val="18"/>
+        </w:rPr>
+        <w:t>.</w:t>
+      </w:r>
+      <w:r>
+        <w:rPr>
+          <w:rFonts w:ascii="Times New Roman" w:hAnsi="Times New Roman" w:cs="Times New Roman"/>
+          <w:sz w:val="18"/>
+          <w:szCs w:val="18"/>
+        </w:rPr>
+        <w:fldChar w:fldCharType="begin"/>
+      </w:r>
+      <w:r>
+        <w:rPr>
+          <w:rFonts w:ascii="Times New Roman" w:hAnsi="Times New Roman" w:cs="Times New Roman"/>
+          <w:sz w:val="18"/>
+          <w:szCs w:val="18"/>
+        </w:rPr>
+        <w:instrText xml:space="preserve"> SEQ Rysunek \* ARABIC \s 1 </w:instrText>
+      </w:r>
+      <w:r>
+        <w:rPr>
+          <w:rFonts w:ascii="Times New Roman" w:hAnsi="Times New Roman" w:cs="Times New Roman"/>
+          <w:sz w:val="18"/>
+          <w:szCs w:val="18"/>
+        </w:rPr>
+        <w:fldChar w:fldCharType="separate"/>
+      </w:r>
+      <w:r>
+        <w:rPr>
+          <w:rFonts w:ascii="Times New Roman" w:hAnsi="Times New Roman" w:cs="Times New Roman"/>
+          <w:noProof/>
+          <w:sz w:val="18"/>
+          <w:szCs w:val="18"/>
+        </w:rPr>
+        <w:t>3</w:t>
+      </w:r>
+      <w:r>
+        <w:rPr>
+          <w:rFonts w:ascii="Times New Roman" w:hAnsi="Times New Roman" w:cs="Times New Roman"/>
+          <w:sz w:val="18"/>
+          <w:szCs w:val="18"/>
+        </w:rPr>
+        <w:fldChar w:fldCharType="end"/>
+      </w:r>
+      <w:r>
+        <w:rPr>
+          <w:rFonts w:ascii="Times New Roman" w:hAnsi="Times New Roman" w:cs="Times New Roman"/>
+          <w:sz w:val="18"/>
+          <w:szCs w:val="18"/>
+        </w:rPr>
+        <w:t xml:space="preserve"> Okno edycji</w:t>
+      </w:r>
+      <w:bookmarkEnd w:id="34"/>
+    </w:p>
+    <w:p>
+      <w:pPr>
+        <w:rPr>
+          <w:rFonts w:ascii="Times New Roman" w:hAnsi="Times New Roman"/>
+        </w:rPr>
+      </w:pPr>
+      <w:r>
+        <w:rPr>
+          <w:rFonts w:ascii="Times New Roman" w:hAnsi="Times New Roman"/>
+          <w:b/>
+          <w:bCs/>
+        </w:rPr>
+        <w:t>Edycja schematu.</w:t>
+      </w:r>
+      <w:r>
+        <w:rPr>
+          <w:rFonts w:ascii="Times New Roman" w:hAnsi="Times New Roman"/>
+        </w:rPr>
+        <w:t xml:space="preserve"> Przycisk „Edytuj schemat” otwiera dodatkowe okno pozwalające oznaczyć, które pola mają być wymagane. Pola prezentowane są w postaci listy pól wyboru odwzorowującej strukturę schematu, z uwzględnieniem zagnieżdżonych obiektów oraz elementów tablic. Po zatwierdzeniu zmian przyciskiem „Zastosuj zmiany” schemat zostaje zaktualizowany o właściwość </w:t>
+      </w:r>
+      <w:proofErr w:type="spellStart"/>
+      <w:r>
+        <w:rPr>
+          <w:rFonts w:ascii="Times New Roman" w:hAnsi="Times New Roman"/>
+        </w:rPr>
+        <w:t>required</w:t>
+      </w:r>
+      <w:proofErr w:type="spellEnd"/>
+      <w:r>
+        <w:rPr>
+          <w:rFonts w:ascii="Times New Roman" w:hAnsi="Times New Roman"/>
+        </w:rPr>
+        <w:t>, a zmodyfikowana wersja jest widoczna w oknie głównym.</w:t>
+      </w:r>
+    </w:p>
+    <w:p>
+      <w:pPr>
+        <w:spacing w:after="0" w:line="240" w:lineRule="auto"/>
+        <w:rPr>
+          <w:rFonts w:ascii="Times New Roman" w:hAnsi="Times New Roman"/>
+        </w:rPr>
+      </w:pPr>
+      <w:r>
+        <w:rPr>
+          <w:rFonts w:ascii="Times New Roman" w:hAnsi="Times New Roman"/>
+        </w:rPr>
+        <w:br w:type="page"/>
+      </w:r>
+    </w:p>
+    <w:p>
+      <w:pPr>
+        <w:keepNext/>
+      </w:pPr>
+      <w:r>
+        <w:rPr>
+          <w:noProof/>
+        </w:rPr>
+        <w:lastRenderedPageBreak/>
+        <w:drawing>
+          <wp:inline distT="0" distB="0" distL="0" distR="0" wp14:anchorId="61900B45" wp14:editId="32671CD7">
+            <wp:extent cx="5760720" cy="3354070"/>
+            <wp:effectExtent l="0" t="0" r="0" b="0"/>
+            <wp:docPr id="1799036886" name="Obraz 1"/>
+            <wp:cNvGraphicFramePr>
+              <a:graphicFrameLocks xmlns:a="http://schemas.openxmlformats.org/drawingml/2006/main" noChangeAspect="1"/>
+            </wp:cNvGraphicFramePr>
+            <a:graphic xmlns:a="http://schemas.openxmlformats.org/drawingml/2006/main">
+              <a:graphicData uri="http://schemas.openxmlformats.org/drawingml/2006/picture">
+                <pic:pic xmlns:pic="http://schemas.openxmlformats.org/drawingml/2006/picture">
+                  <pic:nvPicPr>
+                    <pic:cNvPr id="1799036886" name=""/>
+                    <pic:cNvPicPr/>
+                  </pic:nvPicPr>
+                  <pic:blipFill>
+                    <a:blip r:embed="rId14"/>
+                    <a:stretch>
+                      <a:fillRect/>
+                    </a:stretch>
+                  </pic:blipFill>
+                  <pic:spPr>
+                    <a:xfrm>
+                      <a:off x="0" y="0"/>
+                      <a:ext cx="5760720" cy="3354070"/>
+                    </a:xfrm>
+                    <a:prstGeom prst="rect">
+                      <a:avLst/>
+                    </a:prstGeom>
+                  </pic:spPr>
+                </pic:pic>
+              </a:graphicData>
+            </a:graphic>
+          </wp:inline>
+        </w:drawing>
+      </w:r>
+    </w:p>
+    <w:p>
+      <w:pPr>
+        <w:pStyle w:val="Legenda"/>
+        <w:jc w:val="center"/>
+        <w:rPr>
+          <w:rFonts w:ascii="Times New Roman" w:hAnsi="Times New Roman" w:cs="Times New Roman"/>
+          <w:sz w:val="18"/>
+          <w:szCs w:val="18"/>
+        </w:rPr>
+      </w:pPr>
       <w:bookmarkStart w:id="35" w:name="_Toc232609751"/>
       <w:r>
         <w:rPr>
@@ -22152,7 +22143,7 @@
                     <pic:cNvPicPr/>
                   </pic:nvPicPr>
                   <pic:blipFill>
-                    <a:blip r:embed="rId13"/>
+                    <a:blip r:embed="rId15"/>
                     <a:stretch>
                       <a:fillRect/>
                     </a:stretch>
@@ -23833,6 +23824,12 @@
       </w:pPr>
     </w:p>
     <w:sectPr>
+      <w:headerReference w:type="even" r:id="rId16"/>
+      <w:headerReference w:type="default" r:id="rId17"/>
+      <w:footerReference w:type="even" r:id="rId18"/>
+      <w:footerReference w:type="default" r:id="rId19"/>
+      <w:headerReference w:type="first" r:id="rId20"/>
+      <w:footerReference w:type="first" r:id="rId21"/>
       <w:pgSz w:w="11906" w:h="16838"/>
       <w:pgMar w:top="1417" w:right="1417" w:bottom="1417" w:left="1417" w:header="0" w:footer="0" w:gutter="0"/>
       <w:cols w:space="708"/>
@@ -23841,6 +23838,157 @@
     </w:sectPr>
   </w:body>
 </w:document>
+</file>
+
+<file path=word/endnotes.xml><?xml version="1.0" encoding="utf-8"?>
+<w:endnotes xmlns:wpc="http://schemas.microsoft.com/office/word/2010/wordprocessingCanvas" xmlns:cx="http://schemas.microsoft.com/office/drawing/2014/chartex" xmlns:cx1="http://schemas.microsoft.com/office/drawing/2015/9/8/chartex" xmlns:cx2="http://schemas.microsoft.com/office/drawing/2015/10/21/chartex" xmlns:cx3="http://schemas.microsoft.com/office/drawing/2016/5/9/chartex" xmlns:cx4="http://schemas.microsoft.com/office/drawing/2016/5/10/chartex" xmlns:cx5="http://schemas.microsoft.com/office/drawing/2016/5/11/chartex" xmlns:cx6="http://schemas.microsoft.com/office/drawing/2016/5/12/chartex" xmlns:cx7="http://schemas.microsoft.com/office/drawing/2016/5/13/chartex" xmlns:cx8="http://schemas.microsoft.com/office/drawing/2016/5/14/chartex" xmlns:mc="http://schemas.openxmlformats.org/markup-compatibility/2006" xmlns:aink="http://schemas.microsoft.com/office/drawing/2016/ink" xmlns:am3d="http://schemas.microsoft.com/office/drawing/2017/model3d" xmlns:o="urn:schemas-microsoft-com:office:office" xmlns:oel="http://schemas.microsoft.com/office/2019/extlst" xmlns:r="http://schemas.openxmlformats.org/officeDocument/2006/relationships" xmlns:m="http://schemas.openxmlformats.org/officeDocument/2006/math" xmlns:v="urn:schemas-microsoft-com:vml" xmlns:wp14="http://schemas.microsoft.com/office/word/2010/wordprocessingDrawing" xmlns:wp="http://schemas.openxmlformats.org/drawingml/2006/wordprocessingDrawing" xmlns:w10="urn:schemas-microsoft-com:office:word" xmlns:w="http://schemas.openxmlformats.org/wordprocessingml/2006/main" xmlns:w14="http://schemas.microsoft.com/office/word/2010/wordml" xmlns:w15="http://schemas.microsoft.com/office/word/2012/wordml" xmlns:w16cex="http://schemas.microsoft.com/office/word/2018/wordml/cex" xmlns:w16cid="http://schemas.microsoft.com/office/word/2016/wordml/cid" xmlns:w16="http://schemas.microsoft.com/office/word/2018/wordml" xmlns:w16du="http://schemas.microsoft.com/office/word/2023/wordml/word16du" xmlns:w16sdtdh="http://schemas.microsoft.com/office/word/2020/wordml/sdtdatahash" xmlns:w16sdtfl="http://schemas.microsoft.com/office/word/2024/wordml/sdtformatlock" xmlns:w16se="http://schemas.microsoft.com/office/word/2015/wordml/symex" xmlns:wpg="http://schemas.microsoft.com/office/word/2010/wordprocessingGroup" xmlns:wpi="http://schemas.microsoft.com/office/word/2010/wordprocessingInk" xmlns:wne="http://schemas.microsoft.com/office/word/2006/wordml" xmlns:wps="http://schemas.microsoft.com/office/word/2010/wordprocessingShape" mc:Ignorable="w14 w15 w16se w16cid w16 w16cex w16sdtdh w16sdtfl w16du wp14">
+  <w:endnote w:type="separator" w:id="-1">
+    <w:p>
+      <w:pPr>
+        <w:spacing w:after="0" w:line="240" w:lineRule="auto"/>
+      </w:pPr>
+      <w:r>
+        <w:separator/>
+      </w:r>
+    </w:p>
+  </w:endnote>
+  <w:endnote w:type="continuationSeparator" w:id="0">
+    <w:p>
+      <w:pPr>
+        <w:spacing w:after="0" w:line="240" w:lineRule="auto"/>
+      </w:pPr>
+      <w:r>
+        <w:continuationSeparator/>
+      </w:r>
+    </w:p>
+  </w:endnote>
+</w:endnotes>
+</file>
+
+<file path=word/footer1.xml><?xml version="1.0" encoding="utf-8"?>
+<w:ftr xmlns:wpc="http://schemas.microsoft.com/office/word/2010/wordprocessingCanvas" xmlns:cx="http://schemas.microsoft.com/office/drawing/2014/chartex" xmlns:cx1="http://schemas.microsoft.com/office/drawing/2015/9/8/chartex" xmlns:cx2="http://schemas.microsoft.com/office/drawing/2015/10/21/chartex" xmlns:cx3="http://schemas.microsoft.com/office/drawing/2016/5/9/chartex" xmlns:cx4="http://schemas.microsoft.com/office/drawing/2016/5/10/chartex" xmlns:cx5="http://schemas.microsoft.com/office/drawing/2016/5/11/chartex" xmlns:cx6="http://schemas.microsoft.com/office/drawing/2016/5/12/chartex" xmlns:cx7="http://schemas.microsoft.com/office/drawing/2016/5/13/chartex" xmlns:cx8="http://schemas.microsoft.com/office/drawing/2016/5/14/chartex" xmlns:mc="http://schemas.openxmlformats.org/markup-compatibility/2006" xmlns:aink="http://schemas.microsoft.com/office/drawing/2016/ink" xmlns:am3d="http://schemas.microsoft.com/office/drawing/2017/model3d" xmlns:o="urn:schemas-microsoft-com:office:office" xmlns:oel="http://schemas.microsoft.com/office/2019/extlst" xmlns:r="http://schemas.openxmlformats.org/officeDocument/2006/relationships" xmlns:m="http://schemas.openxmlformats.org/officeDocument/2006/math" xmlns:v="urn:schemas-microsoft-com:vml" xmlns:wp14="http://schemas.microsoft.com/office/word/2010/wordprocessingDrawing" xmlns:wp="http://schemas.openxmlformats.org/drawingml/2006/wordprocessingDrawing" xmlns:w10="urn:schemas-microsoft-com:office:word" xmlns:w="http://schemas.openxmlformats.org/wordprocessingml/2006/main" xmlns:w14="http://schemas.microsoft.com/office/word/2010/wordml" xmlns:w15="http://schemas.microsoft.com/office/word/2012/wordml" xmlns:w16cex="http://schemas.microsoft.com/office/word/2018/wordml/cex" xmlns:w16cid="http://schemas.microsoft.com/office/word/2016/wordml/cid" xmlns:w16="http://schemas.microsoft.com/office/word/2018/wordml" xmlns:w16du="http://schemas.microsoft.com/office/word/2023/wordml/word16du" xmlns:w16sdtdh="http://schemas.microsoft.com/office/word/2020/wordml/sdtdatahash" xmlns:w16sdtfl="http://schemas.microsoft.com/office/word/2024/wordml/sdtformatlock" xmlns:w16se="http://schemas.microsoft.com/office/word/2015/wordml/symex" xmlns:wpg="http://schemas.microsoft.com/office/word/2010/wordprocessingGroup" xmlns:wpi="http://schemas.microsoft.com/office/word/2010/wordprocessingInk" xmlns:wne="http://schemas.microsoft.com/office/word/2006/wordml" xmlns:wps="http://schemas.microsoft.com/office/word/2010/wordprocessingShape" mc:Ignorable="w14 w15 w16se w16cid w16 w16cex w16sdtdh w16sdtfl w16du wp14">
+  <w:p>
+    <w:pPr>
+      <w:pStyle w:val="Stopka"/>
+    </w:pPr>
+  </w:p>
+</w:ftr>
+</file>
+
+<file path=word/footer2.xml><?xml version="1.0" encoding="utf-8"?>
+<w:ftr xmlns:wpc="http://schemas.microsoft.com/office/word/2010/wordprocessingCanvas" xmlns:cx="http://schemas.microsoft.com/office/drawing/2014/chartex" xmlns:cx1="http://schemas.microsoft.com/office/drawing/2015/9/8/chartex" xmlns:cx2="http://schemas.microsoft.com/office/drawing/2015/10/21/chartex" xmlns:cx3="http://schemas.microsoft.com/office/drawing/2016/5/9/chartex" xmlns:cx4="http://schemas.microsoft.com/office/drawing/2016/5/10/chartex" xmlns:cx5="http://schemas.microsoft.com/office/drawing/2016/5/11/chartex" xmlns:cx6="http://schemas.microsoft.com/office/drawing/2016/5/12/chartex" xmlns:cx7="http://schemas.microsoft.com/office/drawing/2016/5/13/chartex" xmlns:cx8="http://schemas.microsoft.com/office/drawing/2016/5/14/chartex" xmlns:mc="http://schemas.openxmlformats.org/markup-compatibility/2006" xmlns:aink="http://schemas.microsoft.com/office/drawing/2016/ink" xmlns:am3d="http://schemas.microsoft.com/office/drawing/2017/model3d" xmlns:o="urn:schemas-microsoft-com:office:office" xmlns:oel="http://schemas.microsoft.com/office/2019/extlst" xmlns:r="http://schemas.openxmlformats.org/officeDocument/2006/relationships" xmlns:m="http://schemas.openxmlformats.org/officeDocument/2006/math" xmlns:v="urn:schemas-microsoft-com:vml" xmlns:wp14="http://schemas.microsoft.com/office/word/2010/wordprocessingDrawing" xmlns:wp="http://schemas.openxmlformats.org/drawingml/2006/wordprocessingDrawing" xmlns:w10="urn:schemas-microsoft-com:office:word" xmlns:w="http://schemas.openxmlformats.org/wordprocessingml/2006/main" xmlns:w14="http://schemas.microsoft.com/office/word/2010/wordml" xmlns:w15="http://schemas.microsoft.com/office/word/2012/wordml" xmlns:w16cex="http://schemas.microsoft.com/office/word/2018/wordml/cex" xmlns:w16cid="http://schemas.microsoft.com/office/word/2016/wordml/cid" xmlns:w16="http://schemas.microsoft.com/office/word/2018/wordml" xmlns:w16du="http://schemas.microsoft.com/office/word/2023/wordml/word16du" xmlns:w16sdtdh="http://schemas.microsoft.com/office/word/2020/wordml/sdtdatahash" xmlns:w16sdtfl="http://schemas.microsoft.com/office/word/2024/wordml/sdtformatlock" xmlns:w16se="http://schemas.microsoft.com/office/word/2015/wordml/symex" xmlns:wpg="http://schemas.microsoft.com/office/word/2010/wordprocessingGroup" xmlns:wpi="http://schemas.microsoft.com/office/word/2010/wordprocessingInk" xmlns:wne="http://schemas.microsoft.com/office/word/2006/wordml" xmlns:wps="http://schemas.microsoft.com/office/word/2010/wordprocessingShape" mc:Ignorable="w14 w15 w16se w16cid w16 w16cex w16sdtdh w16sdtfl w16du wp14">
+  <w:sdt>
+    <w:sdtPr>
+      <w:id w:val="-1274245849"/>
+      <w:docPartObj>
+        <w:docPartGallery w:val="Page Numbers (Bottom of Page)"/>
+        <w:docPartUnique/>
+      </w:docPartObj>
+    </w:sdtPr>
+    <w:sdtContent>
+      <w:p>
+        <w:pPr>
+          <w:pStyle w:val="Stopka"/>
+          <w:jc w:val="right"/>
+        </w:pPr>
+        <w:r>
+          <w:fldChar w:fldCharType="begin"/>
+        </w:r>
+        <w:r>
+          <w:instrText>PAGE   \* MERGEFORMAT</w:instrText>
+        </w:r>
+        <w:r>
+          <w:fldChar w:fldCharType="separate"/>
+        </w:r>
+        <w:r>
+          <w:t>2</w:t>
+        </w:r>
+        <w:r>
+          <w:fldChar w:fldCharType="end"/>
+        </w:r>
+      </w:p>
+    </w:sdtContent>
+  </w:sdt>
+  <w:p>
+    <w:pPr>
+      <w:pStyle w:val="Stopka"/>
+    </w:pPr>
+  </w:p>
+</w:ftr>
+</file>
+
+<file path=word/footer3.xml><?xml version="1.0" encoding="utf-8"?>
+<w:ftr xmlns:wpc="http://schemas.microsoft.com/office/word/2010/wordprocessingCanvas" xmlns:cx="http://schemas.microsoft.com/office/drawing/2014/chartex" xmlns:cx1="http://schemas.microsoft.com/office/drawing/2015/9/8/chartex" xmlns:cx2="http://schemas.microsoft.com/office/drawing/2015/10/21/chartex" xmlns:cx3="http://schemas.microsoft.com/office/drawing/2016/5/9/chartex" xmlns:cx4="http://schemas.microsoft.com/office/drawing/2016/5/10/chartex" xmlns:cx5="http://schemas.microsoft.com/office/drawing/2016/5/11/chartex" xmlns:cx6="http://schemas.microsoft.com/office/drawing/2016/5/12/chartex" xmlns:cx7="http://schemas.microsoft.com/office/drawing/2016/5/13/chartex" xmlns:cx8="http://schemas.microsoft.com/office/drawing/2016/5/14/chartex" xmlns:mc="http://schemas.openxmlformats.org/markup-compatibility/2006" xmlns:aink="http://schemas.microsoft.com/office/drawing/2016/ink" xmlns:am3d="http://schemas.microsoft.com/office/drawing/2017/model3d" xmlns:o="urn:schemas-microsoft-com:office:office" xmlns:oel="http://schemas.microsoft.com/office/2019/extlst" xmlns:r="http://schemas.openxmlformats.org/officeDocument/2006/relationships" xmlns:m="http://schemas.openxmlformats.org/officeDocument/2006/math" xmlns:v="urn:schemas-microsoft-com:vml" xmlns:wp14="http://schemas.microsoft.com/office/word/2010/wordprocessingDrawing" xmlns:wp="http://schemas.openxmlformats.org/drawingml/2006/wordprocessingDrawing" xmlns:w10="urn:schemas-microsoft-com:office:word" xmlns:w="http://schemas.openxmlformats.org/wordprocessingml/2006/main" xmlns:w14="http://schemas.microsoft.com/office/word/2010/wordml" xmlns:w15="http://schemas.microsoft.com/office/word/2012/wordml" xmlns:w16cex="http://schemas.microsoft.com/office/word/2018/wordml/cex" xmlns:w16cid="http://schemas.microsoft.com/office/word/2016/wordml/cid" xmlns:w16="http://schemas.microsoft.com/office/word/2018/wordml" xmlns:w16du="http://schemas.microsoft.com/office/word/2023/wordml/word16du" xmlns:w16sdtdh="http://schemas.microsoft.com/office/word/2020/wordml/sdtdatahash" xmlns:w16sdtfl="http://schemas.microsoft.com/office/word/2024/wordml/sdtformatlock" xmlns:w16se="http://schemas.microsoft.com/office/word/2015/wordml/symex" xmlns:wpg="http://schemas.microsoft.com/office/word/2010/wordprocessingGroup" xmlns:wpi="http://schemas.microsoft.com/office/word/2010/wordprocessingInk" xmlns:wne="http://schemas.microsoft.com/office/word/2006/wordml" xmlns:wps="http://schemas.microsoft.com/office/word/2010/wordprocessingShape" mc:Ignorable="w14 w15 w16se w16cid w16 w16cex w16sdtdh w16sdtfl w16du wp14">
+  <w:p>
+    <w:pPr>
+      <w:pStyle w:val="Stopka"/>
+    </w:pPr>
+  </w:p>
+</w:ftr>
+</file>
+
+<file path=word/footnotes.xml><?xml version="1.0" encoding="utf-8"?>
+<w:footnotes xmlns:wpc="http://schemas.microsoft.com/office/word/2010/wordprocessingCanvas" xmlns:cx="http://schemas.microsoft.com/office/drawing/2014/chartex" xmlns:cx1="http://schemas.microsoft.com/office/drawing/2015/9/8/chartex" xmlns:cx2="http://schemas.microsoft.com/office/drawing/2015/10/21/chartex" xmlns:cx3="http://schemas.microsoft.com/office/drawing/2016/5/9/chartex" xmlns:cx4="http://schemas.microsoft.com/office/drawing/2016/5/10/chartex" xmlns:cx5="http://schemas.microsoft.com/office/drawing/2016/5/11/chartex" xmlns:cx6="http://schemas.microsoft.com/office/drawing/2016/5/12/chartex" xmlns:cx7="http://schemas.microsoft.com/office/drawing/2016/5/13/chartex" xmlns:cx8="http://schemas.microsoft.com/office/drawing/2016/5/14/chartex" xmlns:mc="http://schemas.openxmlformats.org/markup-compatibility/2006" xmlns:aink="http://schemas.microsoft.com/office/drawing/2016/ink" xmlns:am3d="http://schemas.microsoft.com/office/drawing/2017/model3d" xmlns:o="urn:schemas-microsoft-com:office:office" xmlns:oel="http://schemas.microsoft.com/office/2019/extlst" xmlns:r="http://schemas.openxmlformats.org/officeDocument/2006/relationships" xmlns:m="http://schemas.openxmlformats.org/officeDocument/2006/math" xmlns:v="urn:schemas-microsoft-com:vml" xmlns:wp14="http://schemas.microsoft.com/office/word/2010/wordprocessingDrawing" xmlns:wp="http://schemas.openxmlformats.org/drawingml/2006/wordprocessingDrawing" xmlns:w10="urn:schemas-microsoft-com:office:word" xmlns:w="http://schemas.openxmlformats.org/wordprocessingml/2006/main" xmlns:w14="http://schemas.microsoft.com/office/word/2010/wordml" xmlns:w15="http://schemas.microsoft.com/office/word/2012/wordml" xmlns:w16cex="http://schemas.microsoft.com/office/word/2018/wordml/cex" xmlns:w16cid="http://schemas.microsoft.com/office/word/2016/wordml/cid" xmlns:w16="http://schemas.microsoft.com/office/word/2018/wordml" xmlns:w16du="http://schemas.microsoft.com/office/word/2023/wordml/word16du" xmlns:w16sdtdh="http://schemas.microsoft.com/office/word/2020/wordml/sdtdatahash" xmlns:w16sdtfl="http://schemas.microsoft.com/office/word/2024/wordml/sdtformatlock" xmlns:w16se="http://schemas.microsoft.com/office/word/2015/wordml/symex" xmlns:wpg="http://schemas.microsoft.com/office/word/2010/wordprocessingGroup" xmlns:wpi="http://schemas.microsoft.com/office/word/2010/wordprocessingInk" xmlns:wne="http://schemas.microsoft.com/office/word/2006/wordml" xmlns:wps="http://schemas.microsoft.com/office/word/2010/wordprocessingShape" mc:Ignorable="w14 w15 w16se w16cid w16 w16cex w16sdtdh w16sdtfl w16du wp14">
+  <w:footnote w:type="separator" w:id="-1">
+    <w:p>
+      <w:pPr>
+        <w:spacing w:after="0" w:line="240" w:lineRule="auto"/>
+      </w:pPr>
+      <w:r>
+        <w:separator/>
+      </w:r>
+    </w:p>
+  </w:footnote>
+  <w:footnote w:type="continuationSeparator" w:id="0">
+    <w:p>
+      <w:pPr>
+        <w:spacing w:after="0" w:line="240" w:lineRule="auto"/>
+      </w:pPr>
+      <w:r>
+        <w:continuationSeparator/>
+      </w:r>
+    </w:p>
+  </w:footnote>
+</w:footnotes>
+</file>
+
+<file path=word/header1.xml><?xml version="1.0" encoding="utf-8"?>
+<w:hdr xmlns:wpc="http://schemas.microsoft.com/office/word/2010/wordprocessingCanvas" xmlns:cx="http://schemas.microsoft.com/office/drawing/2014/chartex" xmlns:cx1="http://schemas.microsoft.com/office/drawing/2015/9/8/chartex" xmlns:cx2="http://schemas.microsoft.com/office/drawing/2015/10/21/chartex" xmlns:cx3="http://schemas.microsoft.com/office/drawing/2016/5/9/chartex" xmlns:cx4="http://schemas.microsoft.com/office/drawing/2016/5/10/chartex" xmlns:cx5="http://schemas.microsoft.com/office/drawing/2016/5/11/chartex" xmlns:cx6="http://schemas.microsoft.com/office/drawing/2016/5/12/chartex" xmlns:cx7="http://schemas.microsoft.com/office/drawing/2016/5/13/chartex" xmlns:cx8="http://schemas.microsoft.com/office/drawing/2016/5/14/chartex" xmlns:mc="http://schemas.openxmlformats.org/markup-compatibility/2006" xmlns:aink="http://schemas.microsoft.com/office/drawing/2016/ink" xmlns:am3d="http://schemas.microsoft.com/office/drawing/2017/model3d" xmlns:o="urn:schemas-microsoft-com:office:office" xmlns:oel="http://schemas.microsoft.com/office/2019/extlst" xmlns:r="http://schemas.openxmlformats.org/officeDocument/2006/relationships" xmlns:m="http://schemas.openxmlformats.org/officeDocument/2006/math" xmlns:v="urn:schemas-microsoft-com:vml" xmlns:wp14="http://schemas.microsoft.com/office/word/2010/wordprocessingDrawing" xmlns:wp="http://schemas.openxmlformats.org/drawingml/2006/wordprocessingDrawing" xmlns:w10="urn:schemas-microsoft-com:office:word" xmlns:w="http://schemas.openxmlformats.org/wordprocessingml/2006/main" xmlns:w14="http://schemas.microsoft.com/office/word/2010/wordml" xmlns:w15="http://schemas.microsoft.com/office/word/2012/wordml" xmlns:w16cex="http://schemas.microsoft.com/office/word/2018/wordml/cex" xmlns:w16cid="http://schemas.microsoft.com/office/word/2016/wordml/cid" xmlns:w16="http://schemas.microsoft.com/office/word/2018/wordml" xmlns:w16du="http://schemas.microsoft.com/office/word/2023/wordml/word16du" xmlns:w16sdtdh="http://schemas.microsoft.com/office/word/2020/wordml/sdtdatahash" xmlns:w16sdtfl="http://schemas.microsoft.com/office/word/2024/wordml/sdtformatlock" xmlns:w16se="http://schemas.microsoft.com/office/word/2015/wordml/symex" xmlns:wpg="http://schemas.microsoft.com/office/word/2010/wordprocessingGroup" xmlns:wpi="http://schemas.microsoft.com/office/word/2010/wordprocessingInk" xmlns:wne="http://schemas.microsoft.com/office/word/2006/wordml" xmlns:wps="http://schemas.microsoft.com/office/word/2010/wordprocessingShape" mc:Ignorable="w14 w15 w16se w16cid w16 w16cex w16sdtdh w16sdtfl w16du wp14">
+  <w:p>
+    <w:pPr>
+      <w:pStyle w:val="Nagwek"/>
+      <w:rPr>
+        <w:rFonts w:hint="eastAsia"/>
+      </w:rPr>
+    </w:pPr>
+  </w:p>
+</w:hdr>
+</file>
+
+<file path=word/header2.xml><?xml version="1.0" encoding="utf-8"?>
+<w:hdr xmlns:wpc="http://schemas.microsoft.com/office/word/2010/wordprocessingCanvas" xmlns:cx="http://schemas.microsoft.com/office/drawing/2014/chartex" xmlns:cx1="http://schemas.microsoft.com/office/drawing/2015/9/8/chartex" xmlns:cx2="http://schemas.microsoft.com/office/drawing/2015/10/21/chartex" xmlns:cx3="http://schemas.microsoft.com/office/drawing/2016/5/9/chartex" xmlns:cx4="http://schemas.microsoft.com/office/drawing/2016/5/10/chartex" xmlns:cx5="http://schemas.microsoft.com/office/drawing/2016/5/11/chartex" xmlns:cx6="http://schemas.microsoft.com/office/drawing/2016/5/12/chartex" xmlns:cx7="http://schemas.microsoft.com/office/drawing/2016/5/13/chartex" xmlns:cx8="http://schemas.microsoft.com/office/drawing/2016/5/14/chartex" xmlns:mc="http://schemas.openxmlformats.org/markup-compatibility/2006" xmlns:aink="http://schemas.microsoft.com/office/drawing/2016/ink" xmlns:am3d="http://schemas.microsoft.com/office/drawing/2017/model3d" xmlns:o="urn:schemas-microsoft-com:office:office" xmlns:oel="http://schemas.microsoft.com/office/2019/extlst" xmlns:r="http://schemas.openxmlformats.org/officeDocument/2006/relationships" xmlns:m="http://schemas.openxmlformats.org/officeDocument/2006/math" xmlns:v="urn:schemas-microsoft-com:vml" xmlns:wp14="http://schemas.microsoft.com/office/word/2010/wordprocessingDrawing" xmlns:wp="http://schemas.openxmlformats.org/drawingml/2006/wordprocessingDrawing" xmlns:w10="urn:schemas-microsoft-com:office:word" xmlns:w="http://schemas.openxmlformats.org/wordprocessingml/2006/main" xmlns:w14="http://schemas.microsoft.com/office/word/2010/wordml" xmlns:w15="http://schemas.microsoft.com/office/word/2012/wordml" xmlns:w16cex="http://schemas.microsoft.com/office/word/2018/wordml/cex" xmlns:w16cid="http://schemas.microsoft.com/office/word/2016/wordml/cid" xmlns:w16="http://schemas.microsoft.com/office/word/2018/wordml" xmlns:w16du="http://schemas.microsoft.com/office/word/2023/wordml/word16du" xmlns:w16sdtdh="http://schemas.microsoft.com/office/word/2020/wordml/sdtdatahash" xmlns:w16sdtfl="http://schemas.microsoft.com/office/word/2024/wordml/sdtformatlock" xmlns:w16se="http://schemas.microsoft.com/office/word/2015/wordml/symex" xmlns:wpg="http://schemas.microsoft.com/office/word/2010/wordprocessingGroup" xmlns:wpi="http://schemas.microsoft.com/office/word/2010/wordprocessingInk" xmlns:wne="http://schemas.microsoft.com/office/word/2006/wordml" xmlns:wps="http://schemas.microsoft.com/office/word/2010/wordprocessingShape" mc:Ignorable="w14 w15 w16se w16cid w16 w16cex w16sdtdh w16sdtfl w16du wp14">
+  <w:p>
+    <w:pPr>
+      <w:pStyle w:val="Nagwek"/>
+      <w:rPr>
+        <w:rFonts w:hint="eastAsia"/>
+      </w:rPr>
+    </w:pPr>
+  </w:p>
+</w:hdr>
+</file>
+
+<file path=word/header3.xml><?xml version="1.0" encoding="utf-8"?>
+<w:hdr xmlns:wpc="http://schemas.microsoft.com/office/word/2010/wordprocessingCanvas" xmlns:cx="http://schemas.microsoft.com/office/drawing/2014/chartex" xmlns:cx1="http://schemas.microsoft.com/office/drawing/2015/9/8/chartex" xmlns:cx2="http://schemas.microsoft.com/office/drawing/2015/10/21/chartex" xmlns:cx3="http://schemas.microsoft.com/office/drawing/2016/5/9/chartex" xmlns:cx4="http://schemas.microsoft.com/office/drawing/2016/5/10/chartex" xmlns:cx5="http://schemas.microsoft.com/office/drawing/2016/5/11/chartex" xmlns:cx6="http://schemas.microsoft.com/office/drawing/2016/5/12/chartex" xmlns:cx7="http://schemas.microsoft.com/office/drawing/2016/5/13/chartex" xmlns:cx8="http://schemas.microsoft.com/office/drawing/2016/5/14/chartex" xmlns:mc="http://schemas.openxmlformats.org/markup-compatibility/2006" xmlns:aink="http://schemas.microsoft.com/office/drawing/2016/ink" xmlns:am3d="http://schemas.microsoft.com/office/drawing/2017/model3d" xmlns:o="urn:schemas-microsoft-com:office:office" xmlns:oel="http://schemas.microsoft.com/office/2019/extlst" xmlns:r="http://schemas.openxmlformats.org/officeDocument/2006/relationships" xmlns:m="http://schemas.openxmlformats.org/officeDocument/2006/math" xmlns:v="urn:schemas-microsoft-com:vml" xmlns:wp14="http://schemas.microsoft.com/office/word/2010/wordprocessingDrawing" xmlns:wp="http://schemas.openxmlformats.org/drawingml/2006/wordprocessingDrawing" xmlns:w10="urn:schemas-microsoft-com:office:word" xmlns:w="http://schemas.openxmlformats.org/wordprocessingml/2006/main" xmlns:w14="http://schemas.microsoft.com/office/word/2010/wordml" xmlns:w15="http://schemas.microsoft.com/office/word/2012/wordml" xmlns:w16cex="http://schemas.microsoft.com/office/word/2018/wordml/cex" xmlns:w16cid="http://schemas.microsoft.com/office/word/2016/wordml/cid" xmlns:w16="http://schemas.microsoft.com/office/word/2018/wordml" xmlns:w16du="http://schemas.microsoft.com/office/word/2023/wordml/word16du" xmlns:w16sdtdh="http://schemas.microsoft.com/office/word/2020/wordml/sdtdatahash" xmlns:w16sdtfl="http://schemas.microsoft.com/office/word/2024/wordml/sdtformatlock" xmlns:w16se="http://schemas.microsoft.com/office/word/2015/wordml/symex" xmlns:wpg="http://schemas.microsoft.com/office/word/2010/wordprocessingGroup" xmlns:wpi="http://schemas.microsoft.com/office/word/2010/wordprocessingInk" xmlns:wne="http://schemas.microsoft.com/office/word/2006/wordml" xmlns:wps="http://schemas.microsoft.com/office/word/2010/wordprocessingShape" mc:Ignorable="w14 w15 w16se w16cid w16 w16cex w16sdtdh w16sdtfl w16du wp14">
+  <w:p>
+    <w:pPr>
+      <w:pStyle w:val="Nagwek"/>
+      <w:rPr>
+        <w:rFonts w:hint="eastAsia"/>
+      </w:rPr>
+    </w:pPr>
+  </w:p>
+</w:hdr>
 </file>
 
 <file path=word/numbering.xml><?xml version="1.0" encoding="utf-8"?>
@@ -25747,6 +25895,28 @@
       </w:tblBorders>
     </w:tblPr>
   </w:style>
+  <w:style w:type="paragraph" w:styleId="Stopka">
+    <w:name w:val="footer"/>
+    <w:basedOn w:val="Normalny"/>
+    <w:link w:val="StopkaZnak"/>
+    <w:uiPriority w:val="99"/>
+    <w:unhideWhenUsed/>
+    <w:rsid w:val="00D97628"/>
+    <w:pPr>
+      <w:tabs>
+        <w:tab w:val="center" w:pos="4536"/>
+        <w:tab w:val="right" w:pos="9072"/>
+      </w:tabs>
+      <w:spacing w:after="0" w:line="240" w:lineRule="auto"/>
+    </w:pPr>
+  </w:style>
+  <w:style w:type="character" w:customStyle="1" w:styleId="StopkaZnak">
+    <w:name w:val="Stopka Znak"/>
+    <w:basedOn w:val="Domylnaczcionkaakapitu"/>
+    <w:link w:val="Stopka"/>
+    <w:uiPriority w:val="99"/>
+    <w:rsid w:val="00D97628"/>
+  </w:style>
 </w:styles>
 </file>
 
